--- a/L5Y-Shot-List.docx
+++ b/L5Y-Shot-List.docx
@@ -93,7 +93,7 @@
           <w:szCs w:val="18"/>
           <w:rFonts w:ascii="Georgia" w:cs="Georgia" w:eastAsia="Georgia" w:hAnsi="Georgia"/>
         </w:rPr>
-        <w:t xml:space="preserve">Name every file by its asset code, then the cast suffix: -ml (Maegan &amp; Landon) or -ac (Andrew &amp; Charlie). Assets marked SHARED need no suffix — one file serves both casts.</w:t>
+        <w:t xml:space="preserve">Every filename says WHERE it plays, WHAT it is, and WHICH CAST, in this order:  S&lt;song&gt;-&lt;code&gt;-&lt;what&gt;-&lt;CAST&gt;.&lt;ext&gt;   The cast tag is ML (Maegan &amp; Landon), AC (Andrew &amp; Charlie), or SHARED (one file serves both casts). The code (M1, M7b, V2…) is the part the system reads — never change it; the rest is for humans.</w:t>
       </w:r>
     </w:p>
     <w:p>
@@ -118,7 +118,7 @@
           <w:szCs w:val="18"/>
           <w:rFonts w:ascii="Georgia" w:cs="Georgia" w:eastAsia="Georgia" w:hAnsi="Georgia"/>
         </w:rPr>
-        <w:t xml:space="preserve">M1-ml.jpg   M1-ac.jpg   M12.jpg   V2-ml.mp4   V2-ac.mp4   A1-ml.m4a</w:t>
+        <w:t xml:space="preserve">S03-M1-pier-golden-hour-ML.jpg   S03-M1-pier-golden-hour-AC.jpg   S05-M12-dedication-for-cathy-SHARED.jpg   S07-V2-facetime-jamie-desk-ML.mp4   S07-V2-facetime-jamie-desk-AC.mp4</w:t>
       </w:r>
     </w:p>
     <w:p>
@@ -168,7 +168,7 @@
           <w:szCs w:val="18"/>
           <w:rFonts w:ascii="Georgia" w:cs="Georgia" w:eastAsia="Georgia" w:hAnsi="Georgia"/>
         </w:rPr>
-        <w:t xml:space="preserve">MP4 (H.264), 1920×1080, landscape. Videos exceed the Drive transfer limit — upload V2 to the GitHub repo (Add file → Upload files, into assets/) or hand it to the show laptop; tell me which.</w:t>
+        <w:t xml:space="preserve">MP4 (H.264), 1920×1080 landscape. The video is larger than the Drive transfer limit: upload it to the GitHub repo (Add file → Upload files, into assets/) or give it to the show laptop — tell me which.</w:t>
       </w:r>
     </w:p>
     <w:p>
@@ -218,7 +218,7 @@
           <w:szCs w:val="18"/>
           <w:rFonts w:ascii="Georgia" w:cs="Georgia" w:eastAsia="Georgia" w:hAnsi="Georgia"/>
         </w:rPr>
-        <w:t xml:space="preserve">One Drive folder, flat, e.g. “L5Y Assets” — tell me when it's there. Missing files are fine: a code that has no file keeps its placeholder, so partial uploads never break the show.</w:t>
+        <w:t xml:space="preserve">One Google Drive folder named  L5Y ASSETS , files flat inside it (no subfolders). Tell me when files land — I pull them and place every one by its code. A missing file keeps its placeholder, so partial uploads never break the show.</w:t>
       </w:r>
     </w:p>
     <w:p>
@@ -509,7 +509,7 @@
                 <w:szCs w:val="14"/>
                 <w:rFonts w:ascii="Courier New" w:cs="Courier New" w:eastAsia="Courier New" w:hAnsi="Courier New"/>
               </w:rPr>
-              <w:t xml:space="preserve">M24-ml.jpg</w:t>
+              <w:t xml:space="preserve">S01-M24-cathy-wallpaper-jamie-ML.jpg</w:t>
             </w:r>
           </w:p>
           <w:p>
@@ -522,7 +522,7 @@
                 <w:szCs w:val="14"/>
                 <w:rFonts w:ascii="Courier New" w:cs="Courier New" w:eastAsia="Courier New" w:hAnsi="Courier New"/>
               </w:rPr>
-              <w:t xml:space="preserve">M24-ac.jpg</w:t>
+              <w:t xml:space="preserve">S01-M24-cathy-wallpaper-jamie-AC.jpg</w:t>
             </w:r>
           </w:p>
         </w:tc>
@@ -716,7 +716,7 @@
                 <w:szCs w:val="14"/>
                 <w:rFonts w:ascii="Courier New" w:cs="Courier New" w:eastAsia="Courier New" w:hAnsi="Courier New"/>
               </w:rPr>
-              <w:t xml:space="preserve">M15-ml.jpg</w:t>
+              <w:t xml:space="preserve">S01-M15-the-couch-nine-months-ML.jpg</w:t>
             </w:r>
           </w:p>
           <w:p>
@@ -729,7 +729,7 @@
                 <w:szCs w:val="14"/>
                 <w:rFonts w:ascii="Courier New" w:cs="Courier New" w:eastAsia="Courier New" w:hAnsi="Courier New"/>
               </w:rPr>
-              <w:t xml:space="preserve">M15-ac.jpg</w:t>
+              <w:t xml:space="preserve">S01-M15-the-couch-nine-months-AC.jpg</w:t>
             </w:r>
           </w:p>
         </w:tc>
@@ -923,7 +923,7 @@
                 <w:szCs w:val="14"/>
                 <w:rFonts w:ascii="Courier New" w:cs="Courier New" w:eastAsia="Courier New" w:hAnsi="Courier New"/>
               </w:rPr>
-              <w:t xml:space="preserve">M3a-ml.jpg</w:t>
+              <w:t xml:space="preserve">S01-M3a-ring-rowboat-ML.jpg</w:t>
             </w:r>
           </w:p>
           <w:p>
@@ -936,7 +936,7 @@
                 <w:szCs w:val="14"/>
                 <w:rFonts w:ascii="Courier New" w:cs="Courier New" w:eastAsia="Courier New" w:hAnsi="Courier New"/>
               </w:rPr>
-              <w:t xml:space="preserve">M3a-ac.jpg</w:t>
+              <w:t xml:space="preserve">S01-M3a-ring-rowboat-AC.jpg</w:t>
             </w:r>
           </w:p>
         </w:tc>
@@ -1130,7 +1130,7 @@
                 <w:szCs w:val="14"/>
                 <w:rFonts w:ascii="Courier New" w:cs="Courier New" w:eastAsia="Courier New" w:hAnsi="Courier New"/>
               </w:rPr>
-              <w:t xml:space="preserve">M2-ml.jpg</w:t>
+              <w:t xml:space="preserve">S01-M2-ohio-cast-day-one-ML.jpg</w:t>
             </w:r>
           </w:p>
           <w:p>
@@ -1143,7 +1143,7 @@
                 <w:szCs w:val="14"/>
                 <w:rFonts w:ascii="Courier New" w:cs="Courier New" w:eastAsia="Courier New" w:hAnsi="Courier New"/>
               </w:rPr>
-              <w:t xml:space="preserve">M2-ac.jpg</w:t>
+              <w:t xml:space="preserve">S01-M2-ohio-cast-day-one-AC.jpg</w:t>
             </w:r>
           </w:p>
         </w:tc>
@@ -1337,7 +1337,7 @@
                 <w:szCs w:val="14"/>
                 <w:rFonts w:ascii="Courier New" w:cs="Courier New" w:eastAsia="Courier New" w:hAnsi="Courier New"/>
               </w:rPr>
-              <w:t xml:space="preserve">M4-ml.jpg</w:t>
+              <w:t xml:space="preserve">S01-M4-wedding-portrait-ML.jpg</w:t>
             </w:r>
           </w:p>
           <w:p>
@@ -1350,7 +1350,7 @@
                 <w:szCs w:val="14"/>
                 <w:rFonts w:ascii="Courier New" w:cs="Courier New" w:eastAsia="Courier New" w:hAnsi="Courier New"/>
               </w:rPr>
-              <w:t xml:space="preserve">M4-ac.jpg</w:t>
+              <w:t xml:space="preserve">S01-M4-wedding-portrait-AC.jpg</w:t>
             </w:r>
           </w:p>
         </w:tc>
@@ -1544,7 +1544,7 @@
                 <w:szCs w:val="14"/>
                 <w:rFonts w:ascii="Courier New" w:cs="Courier New" w:eastAsia="Courier New" w:hAnsi="Courier New"/>
               </w:rPr>
-              <w:t xml:space="preserve">M1-ml.jpg</w:t>
+              <w:t xml:space="preserve">S03-M1-pier-golden-hour-ML.jpg</w:t>
             </w:r>
           </w:p>
           <w:p>
@@ -1557,7 +1557,7 @@
                 <w:szCs w:val="14"/>
                 <w:rFonts w:ascii="Courier New" w:cs="Courier New" w:eastAsia="Courier New" w:hAnsi="Courier New"/>
               </w:rPr>
-              <w:t xml:space="preserve">M1-ac.jpg</w:t>
+              <w:t xml:space="preserve">S03-M1-pier-golden-hour-AC.jpg</w:t>
             </w:r>
           </w:p>
         </w:tc>
@@ -1751,7 +1751,7 @@
                 <w:szCs w:val="14"/>
                 <w:rFonts w:ascii="Courier New" w:cs="Courier New" w:eastAsia="Courier New" w:hAnsi="Courier New"/>
               </w:rPr>
-              <w:t xml:space="preserve">M7-ml.jpg</w:t>
+              <w:t xml:space="preserve">S05-M7-party-cathy-at-edge-ML.jpg</w:t>
             </w:r>
           </w:p>
           <w:p>
@@ -1764,7 +1764,7 @@
                 <w:szCs w:val="14"/>
                 <w:rFonts w:ascii="Courier New" w:cs="Courier New" w:eastAsia="Courier New" w:hAnsi="Courier New"/>
               </w:rPr>
-              <w:t xml:space="preserve">M7-ac.jpg</w:t>
+              <w:t xml:space="preserve">S05-M7-party-cathy-at-edge-AC.jpg</w:t>
             </w:r>
           </w:p>
         </w:tc>
@@ -1958,7 +1958,7 @@
                 <w:szCs w:val="14"/>
                 <w:rFonts w:ascii="Courier New" w:cs="Courier New" w:eastAsia="Courier New" w:hAnsi="Courier New"/>
               </w:rPr>
-              <w:t xml:space="preserve">M12.jpg  (one file, both casts)</w:t>
+              <w:t xml:space="preserve">S05-M12-dedication-for-cathy-SHARED.jpg</w:t>
             </w:r>
           </w:p>
         </w:tc>
@@ -2152,7 +2152,7 @@
                 <w:szCs w:val="14"/>
                 <w:rFonts w:ascii="Courier New" w:cs="Courier New" w:eastAsia="Courier New" w:hAnsi="Courier New"/>
               </w:rPr>
-              <w:t xml:space="preserve">M23.jpg  (one file, both casts)</w:t>
+              <w:t xml:space="preserve">S06-M23-christmas-wallpaper-SHARED.jpg</w:t>
             </w:r>
           </w:p>
         </w:tc>
@@ -2346,7 +2346,7 @@
                 <w:szCs w:val="14"/>
                 <w:rFonts w:ascii="Courier New" w:cs="Courier New" w:eastAsia="Courier New" w:hAnsi="Courier New"/>
               </w:rPr>
-              <w:t xml:space="preserve">V2-ml.mp4</w:t>
+              <w:t xml:space="preserve">S07-V2-facetime-jamie-desk-ML.mp4</w:t>
             </w:r>
           </w:p>
           <w:p>
@@ -2359,7 +2359,7 @@
                 <w:szCs w:val="14"/>
                 <w:rFonts w:ascii="Courier New" w:cs="Courier New" w:eastAsia="Courier New" w:hAnsi="Courier New"/>
               </w:rPr>
-              <w:t xml:space="preserve">V2-ac.mp4</w:t>
+              <w:t xml:space="preserve">S07-V2-facetime-jamie-desk-AC.mp4</w:t>
             </w:r>
           </w:p>
         </w:tc>
@@ -3235,7 +3235,7 @@
                 <w:szCs w:val="14"/>
                 <w:rFonts w:ascii="Courier New" w:cs="Courier New" w:eastAsia="Courier New" w:hAnsi="Courier New"/>
               </w:rPr>
-              <w:t xml:space="preserve">A1-ml.m4a</w:t>
+              <w:t xml:space="preserve">S14-A1-cathy-voicemail-ML.m4a</w:t>
             </w:r>
           </w:p>
           <w:p>
@@ -3248,7 +3248,7 @@
                 <w:szCs w:val="14"/>
                 <w:rFonts w:ascii="Courier New" w:cs="Courier New" w:eastAsia="Courier New" w:hAnsi="Courier New"/>
               </w:rPr>
-              <w:t xml:space="preserve">A1-ac.m4a</w:t>
+              <w:t xml:space="preserve">S14-A1-cathy-voicemail-AC.m4a</w:t>
             </w:r>
           </w:p>
         </w:tc>
@@ -3442,7 +3442,7 @@
                 <w:szCs w:val="14"/>
                 <w:rFonts w:ascii="Courier New" w:cs="Courier New" w:eastAsia="Courier New" w:hAnsi="Courier New"/>
               </w:rPr>
-              <w:t xml:space="preserve">M8-ml.jpg</w:t>
+              <w:t xml:space="preserve">S10-M8-bar-celebration-ML.jpg</w:t>
             </w:r>
           </w:p>
           <w:p>
@@ -3455,7 +3455,7 @@
                 <w:szCs w:val="14"/>
                 <w:rFonts w:ascii="Courier New" w:cs="Courier New" w:eastAsia="Courier New" w:hAnsi="Courier New"/>
               </w:rPr>
-              <w:t xml:space="preserve">M8-ac.jpg</w:t>
+              <w:t xml:space="preserve">S10-M8-bar-celebration-AC.jpg</w:t>
             </w:r>
           </w:p>
         </w:tc>
@@ -3649,7 +3649,7 @@
                 <w:szCs w:val="14"/>
                 <w:rFonts w:ascii="Courier New" w:cs="Courier New" w:eastAsia="Courier New" w:hAnsi="Courier New"/>
               </w:rPr>
-              <w:t xml:space="preserve">M11a-ml.jpg</w:t>
+              <w:t xml:space="preserve">S12-M11a-carolann-wedding-ML.jpg</w:t>
             </w:r>
           </w:p>
           <w:p>
@@ -3662,7 +3662,7 @@
                 <w:szCs w:val="14"/>
                 <w:rFonts w:ascii="Courier New" w:cs="Courier New" w:eastAsia="Courier New" w:hAnsi="Courier New"/>
               </w:rPr>
-              <w:t xml:space="preserve">M11a-ac.jpg</w:t>
+              <w:t xml:space="preserve">S12-M11a-carolann-wedding-AC.jpg</w:t>
             </w:r>
           </w:p>
         </w:tc>
@@ -3856,7 +3856,7 @@
                 <w:szCs w:val="14"/>
                 <w:rFonts w:ascii="Courier New" w:cs="Courier New" w:eastAsia="Courier New" w:hAnsi="Courier New"/>
               </w:rPr>
-              <w:t xml:space="preserve">M11b-ml.jpg</w:t>
+              <w:t xml:space="preserve">S12-M11b-carolann-baby-ML.jpg</w:t>
             </w:r>
           </w:p>
           <w:p>
@@ -3869,7 +3869,7 @@
                 <w:szCs w:val="14"/>
                 <w:rFonts w:ascii="Courier New" w:cs="Courier New" w:eastAsia="Courier New" w:hAnsi="Courier New"/>
               </w:rPr>
-              <w:t xml:space="preserve">M11b-ac.jpg</w:t>
+              <w:t xml:space="preserve">S12-M11b-carolann-baby-AC.jpg</w:t>
             </w:r>
           </w:p>
         </w:tc>
@@ -4063,7 +4063,7 @@
                 <w:szCs w:val="14"/>
                 <w:rFonts w:ascii="Courier New" w:cs="Courier New" w:eastAsia="Courier New" w:hAnsi="Courier New"/>
               </w:rPr>
-              <w:t xml:space="preserve">M11c-ml.jpg</w:t>
+              <w:t xml:space="preserve">S12-M11c-carolann-house-ML.jpg</w:t>
             </w:r>
           </w:p>
           <w:p>
@@ -4076,7 +4076,7 @@
                 <w:szCs w:val="14"/>
                 <w:rFonts w:ascii="Courier New" w:cs="Courier New" w:eastAsia="Courier New" w:hAnsi="Courier New"/>
               </w:rPr>
-              <w:t xml:space="preserve">M11c-ac.jpg</w:t>
+              <w:t xml:space="preserve">S12-M11c-carolann-house-AC.jpg</w:t>
             </w:r>
           </w:p>
         </w:tc>

--- a/L5Y-Shot-List.docx
+++ b/L5Y-Shot-List.docx
@@ -184,31 +184,6 @@
           <w:szCs w:val="17"/>
           <w:rFonts w:ascii="Courier New" w:cs="Courier New" w:eastAsia="Courier New" w:hAnsi="Courier New"/>
         </w:rPr>
-        <w:t xml:space="preserve">Audio:  </w:t>
-      </w:r>
-      <w:r>
-        <w:rPr>
-          <w:color w:val="1a1d26"/>
-          <w:sz w:val="18"/>
-          <w:szCs w:val="18"/>
-          <w:rFonts w:ascii="Georgia" w:cs="Georgia" w:eastAsia="Georgia" w:hAnsi="Georgia"/>
-        </w:rPr>
-        <w:t xml:space="preserve">M4A or MP3, mono is fine.</w:t>
-      </w:r>
-    </w:p>
-    <w:p>
-      <w:pPr>
-        <w:spacing w:after="70"/>
-      </w:pPr>
-      <w:r>
-        <w:rPr>
-          <w:b/>
-          <w:bCs/>
-          <w:color w:val="8a6d10"/>
-          <w:sz w:val="17"/>
-          <w:szCs w:val="17"/>
-          <w:rFonts w:ascii="Courier New" w:cs="Courier New" w:eastAsia="Courier New" w:hAnsi="Courier New"/>
-        </w:rPr>
         <w:t xml:space="preserve">Where:  </w:t>
       </w:r>
       <w:r>
@@ -570,7 +545,7 @@
                 <w:szCs w:val="15"/>
                 <w:rFonts w:ascii="Georgia" w:cs="Georgia" w:eastAsia="Georgia" w:hAnsi="Georgia"/>
               </w:rPr>
-              <w:t xml:space="preserve">Jamie alone, candid, early-relationship feel (2021). It is HER wallpaper, so it is a photo she took of him: relaxed, looking near the camera, warm light. No text, nothing busy in the top third (the clock sits there).</w:t>
+              <w:t xml:space="preserve">Jamie alone, candid, early-relationship feel (2021). It is HER wallpaper, so it is a photo she took of him: relaxed, looking near the camera, warm light. No text, nothing busy in the top third (the clock sits there). (A lock screen needs a wallpaper; this is the realism default. If you would rather she has a plain wallpaper, skip this one.)</w:t>
             </w:r>
           </w:p>
         </w:tc>
@@ -1702,213 +1677,6 @@
                 <w:rFonts w:ascii="Georgia" w:cs="Georgia" w:eastAsia="Georgia" w:hAnsi="Georgia"/>
               </w:rPr>
               <w:t xml:space="preserve">Song 3 — the birthday post as she makes it (July 19, 2025)</w:t>
-            </w:r>
-          </w:p>
-        </w:tc>
-      </w:tr>
-      <w:tr>
-        <w:tc>
-          <w:tcPr>
-            <w:tcW w:type="pct" w:w="6%"/>
-            <w:tcMar>
-              <w:top w:type="dxa" w:w="60"/>
-              <w:left w:type="dxa" w:w="90"/>
-              <w:bottom w:type="dxa" w:w="60"/>
-              <w:right w:type="dxa" w:w="90"/>
-            </w:tcMar>
-          </w:tcPr>
-          <w:p>
-            <w:r>
-              <w:rPr>
-                <w:b/>
-                <w:bCs/>
-                <w:color w:val="1a1d26"/>
-                <w:sz w:val="17"/>
-                <w:szCs w:val="17"/>
-                <w:rFonts w:ascii="Courier New" w:cs="Courier New" w:eastAsia="Courier New" w:hAnsi="Courier New"/>
-              </w:rPr>
-              <w:t xml:space="preserve">M7</w:t>
-            </w:r>
-          </w:p>
-        </w:tc>
-        <w:tc>
-          <w:tcPr>
-            <w:tcW w:type="pct" w:w="12%"/>
-            <w:tcMar>
-              <w:top w:type="dxa" w:w="60"/>
-              <w:left w:type="dxa" w:w="90"/>
-              <w:bottom w:type="dxa" w:w="60"/>
-              <w:right w:type="dxa" w:w="90"/>
-            </w:tcMar>
-          </w:tcPr>
-          <w:p>
-            <w:r>
-              <w:rPr>
-                <w:b w:val="false"/>
-                <w:bCs w:val="false"/>
-                <w:color w:val="8a6d10"/>
-                <w:sz w:val="14"/>
-                <w:szCs w:val="14"/>
-                <w:rFonts w:ascii="Courier New" w:cs="Courier New" w:eastAsia="Courier New" w:hAnsi="Courier New"/>
-              </w:rPr>
-              <w:t xml:space="preserve">S05-M7-party-cathy-at-edge-ML.jpg</w:t>
-            </w:r>
-          </w:p>
-          <w:p>
-            <w:r>
-              <w:rPr>
-                <w:b w:val="false"/>
-                <w:bCs w:val="false"/>
-                <w:color w:val="8a6d10"/>
-                <w:sz w:val="14"/>
-                <w:szCs w:val="14"/>
-                <w:rFonts w:ascii="Courier New" w:cs="Courier New" w:eastAsia="Courier New" w:hAnsi="Courier New"/>
-              </w:rPr>
-              <w:t xml:space="preserve">S05-M7-party-cathy-at-edge-AC.jpg</w:t>
-            </w:r>
-          </w:p>
-        </w:tc>
-        <w:tc>
-          <w:tcPr>
-            <w:tcW w:type="pct" w:w="14%"/>
-            <w:tcMar>
-              <w:top w:type="dxa" w:w="60"/>
-              <w:left w:type="dxa" w:w="90"/>
-              <w:bottom w:type="dxa" w:w="60"/>
-              <w:right w:type="dxa" w:w="90"/>
-            </w:tcMar>
-          </w:tcPr>
-          <w:p>
-            <w:r>
-              <w:rPr>
-                <w:b/>
-                <w:bCs/>
-                <w:color w:val="1a1d26"/>
-                <w:sz w:val="15"/>
-                <w:szCs w:val="15"/>
-                <w:rFonts w:ascii="Georgia" w:cs="Georgia" w:eastAsia="Georgia" w:hAnsi="Georgia"/>
-              </w:rPr>
-              <w:t xml:space="preserve">Publication party — Cathy at the frame's edge</w:t>
-            </w:r>
-          </w:p>
-        </w:tc>
-        <w:tc>
-          <w:tcPr>
-            <w:tcW w:type="pct" w:w="32%"/>
-            <w:tcMar>
-              <w:top w:type="dxa" w:w="60"/>
-              <w:left w:type="dxa" w:w="90"/>
-              <w:bottom w:type="dxa" w:w="60"/>
-              <w:right w:type="dxa" w:w="90"/>
-            </w:tcMar>
-          </w:tcPr>
-          <w:p>
-            <w:r>
-              <w:rPr>
-                <w:b w:val="false"/>
-                <w:bCs w:val="false"/>
-                <w:color w:val="1a1d26"/>
-                <w:sz w:val="15"/>
-                <w:szCs w:val="15"/>
-                <w:rFonts w:ascii="Georgia" w:cs="Georgia" w:eastAsia="Georgia" w:hAnsi="Georgia"/>
-              </w:rPr>
-              <w:t xml:space="preserve">A party/group shot at Jamie's book party: Jamie centered and lit, people around him, CATHY AT THE FAR EDGE of the frame, half in, clearly croppable out. Shoot wide so a re-crop that removes her still looks like a good photo.</w:t>
-            </w:r>
-          </w:p>
-        </w:tc>
-        <w:tc>
-          <w:tcPr>
-            <w:tcW w:type="pct" w:w="9%"/>
-            <w:tcMar>
-              <w:top w:type="dxa" w:w="60"/>
-              <w:left w:type="dxa" w:w="90"/>
-              <w:bottom w:type="dxa" w:w="60"/>
-              <w:right w:type="dxa" w:w="90"/>
-            </w:tcMar>
-          </w:tcPr>
-          <w:p>
-            <w:r>
-              <w:rPr>
-                <w:b w:val="false"/>
-                <w:bCs w:val="false"/>
-                <w:color w:val="1a1d26"/>
-                <w:sz w:val="15"/>
-                <w:szCs w:val="15"/>
-                <w:rFonts w:ascii="Georgia" w:cs="Georgia" w:eastAsia="Georgia" w:hAnsi="Georgia"/>
-              </w:rPr>
-              <w:t xml:space="preserve">Jamie centered, Cathy at the edge, others</w:t>
-            </w:r>
-          </w:p>
-        </w:tc>
-        <w:tc>
-          <w:tcPr>
-            <w:tcW w:type="pct" w:w="9%"/>
-            <w:tcMar>
-              <w:top w:type="dxa" w:w="60"/>
-              <w:left w:type="dxa" w:w="90"/>
-              <w:bottom w:type="dxa" w:w="60"/>
-              <w:right w:type="dxa" w:w="90"/>
-            </w:tcMar>
-          </w:tcPr>
-          <w:p>
-            <w:r>
-              <w:rPr>
-                <w:b w:val="false"/>
-                <w:bCs w:val="false"/>
-                <w:color w:val="1a1d26"/>
-                <w:sz w:val="15"/>
-                <w:szCs w:val="15"/>
-                <w:rFonts w:ascii="Georgia" w:cs="Georgia" w:eastAsia="Georgia" w:hAnsi="Georgia"/>
-              </w:rPr>
-              <w:t xml:space="preserve">March 2025</w:t>
-            </w:r>
-          </w:p>
-        </w:tc>
-        <w:tc>
-          <w:tcPr>
-            <w:tcW w:type="pct" w:w="10%"/>
-            <w:tcMar>
-              <w:top w:type="dxa" w:w="60"/>
-              <w:left w:type="dxa" w:w="90"/>
-              <w:bottom w:type="dxa" w:w="60"/>
-              <w:right w:type="dxa" w:w="90"/>
-            </w:tcMar>
-          </w:tcPr>
-          <w:p>
-            <w:r>
-              <w:rPr>
-                <w:b w:val="false"/>
-                <w:bCs w:val="false"/>
-                <w:color w:val="1a1d26"/>
-                <w:sz w:val="15"/>
-                <w:szCs w:val="15"/>
-                <w:rFonts w:ascii="Georgia" w:cs="Georgia" w:eastAsia="Georgia" w:hAnsi="Georgia"/>
-              </w:rPr>
-              <w:t xml:space="preserve">4:3 landscape, wide enough to crop (see M7b)</w:t>
-            </w:r>
-          </w:p>
-        </w:tc>
-        <w:tc>
-          <w:tcPr>
-            <w:tcW w:type="pct" w:w="8%"/>
-            <w:tcMar>
-              <w:top w:type="dxa" w:w="60"/>
-              <w:left w:type="dxa" w:w="90"/>
-              <w:bottom w:type="dxa" w:w="60"/>
-              <w:right w:type="dxa" w:w="90"/>
-            </w:tcMar>
-          </w:tcPr>
-          <w:p>
-            <w:r>
-              <w:rPr>
-                <w:b w:val="false"/>
-                <w:bCs w:val="false"/>
-                <w:color w:val="1a1d26"/>
-                <w:sz w:val="15"/>
-                <w:szCs w:val="15"/>
-                <w:rFonts w:ascii="Georgia" w:cs="Georgia" w:eastAsia="Georgia" w:hAnsi="Georgia"/>
-              </w:rPr>
-              <w:t xml:space="preserve">Song 5 — “Publication party! Tagged: Jamie Wellerstein and guest”</w:t>
             </w:r>
           </w:p>
         </w:tc>
@@ -2522,7 +2290,7 @@
           <w:szCs w:val="26"/>
           <w:rFonts w:ascii="Georgia" w:cs="Georgia" w:eastAsia="Georgia" w:hAnsi="Georgia"/>
         </w:rPr>
-        <w:t xml:space="preserve">DERIVED — nothing to shoot</w:t>
+        <w:t xml:space="preserve">CONFIRM — waits on one Song 5 answer (party album)</w:t>
       </w:r>
     </w:p>
     <w:tbl>
@@ -2554,7 +2322,7 @@
         <w:tc>
           <w:tcPr>
             <w:tcW w:type="pct" w:w="6%"/>
-            <w:shd w:fill="eef0f4" w:val="clear"/>
+            <w:shd w:fill="faf3dc" w:val="clear"/>
             <w:tcMar>
               <w:top w:type="dxa" w:w="60"/>
               <w:left w:type="dxa" w:w="90"/>
@@ -2579,7 +2347,7 @@
         <w:tc>
           <w:tcPr>
             <w:tcW w:type="pct" w:w="12%"/>
-            <w:shd w:fill="eef0f4" w:val="clear"/>
+            <w:shd w:fill="faf3dc" w:val="clear"/>
             <w:tcMar>
               <w:top w:type="dxa" w:w="60"/>
               <w:left w:type="dxa" w:w="90"/>
@@ -2604,7 +2372,7 @@
         <w:tc>
           <w:tcPr>
             <w:tcW w:type="pct" w:w="14%"/>
-            <w:shd w:fill="eef0f4" w:val="clear"/>
+            <w:shd w:fill="faf3dc" w:val="clear"/>
             <w:tcMar>
               <w:top w:type="dxa" w:w="60"/>
               <w:left w:type="dxa" w:w="90"/>
@@ -2629,7 +2397,7 @@
         <w:tc>
           <w:tcPr>
             <w:tcW w:type="pct" w:w="32%"/>
-            <w:shd w:fill="eef0f4" w:val="clear"/>
+            <w:shd w:fill="faf3dc" w:val="clear"/>
             <w:tcMar>
               <w:top w:type="dxa" w:w="60"/>
               <w:left w:type="dxa" w:w="90"/>
@@ -2654,7 +2422,7 @@
         <w:tc>
           <w:tcPr>
             <w:tcW w:type="pct" w:w="9%"/>
-            <w:shd w:fill="eef0f4" w:val="clear"/>
+            <w:shd w:fill="faf3dc" w:val="clear"/>
             <w:tcMar>
               <w:top w:type="dxa" w:w="60"/>
               <w:left w:type="dxa" w:w="90"/>
@@ -2679,7 +2447,7 @@
         <w:tc>
           <w:tcPr>
             <w:tcW w:type="pct" w:w="9%"/>
-            <w:shd w:fill="eef0f4" w:val="clear"/>
+            <w:shd w:fill="faf3dc" w:val="clear"/>
             <w:tcMar>
               <w:top w:type="dxa" w:w="60"/>
               <w:left w:type="dxa" w:w="90"/>
@@ -2704,7 +2472,7 @@
         <w:tc>
           <w:tcPr>
             <w:tcW w:type="pct" w:w="10%"/>
-            <w:shd w:fill="eef0f4" w:val="clear"/>
+            <w:shd w:fill="faf3dc" w:val="clear"/>
             <w:tcMar>
               <w:top w:type="dxa" w:w="60"/>
               <w:left w:type="dxa" w:w="90"/>
@@ -2729,7 +2497,7 @@
         <w:tc>
           <w:tcPr>
             <w:tcW w:type="pct" w:w="8%"/>
-            <w:shd w:fill="eef0f4" w:val="clear"/>
+            <w:shd w:fill="faf3dc" w:val="clear"/>
             <w:tcMar>
               <w:top w:type="dxa" w:w="60"/>
               <w:left w:type="dxa" w:w="90"/>
@@ -2773,7 +2541,7 @@
                 <w:szCs w:val="17"/>
                 <w:rFonts w:ascii="Courier New" w:cs="Courier New" w:eastAsia="Courier New" w:hAnsi="Courier New"/>
               </w:rPr>
-              <w:t xml:space="preserve">M7b</w:t>
+              <w:t xml:space="preserve">M7</w:t>
             </w:r>
           </w:p>
         </w:tc>
@@ -2797,7 +2565,20 @@
                 <w:szCs w:val="14"/>
                 <w:rFonts w:ascii="Courier New" w:cs="Courier New" w:eastAsia="Courier New" w:hAnsi="Courier New"/>
               </w:rPr>
-              <w:t xml:space="preserve">— (made from M7)</w:t>
+              <w:t xml:space="preserve">S05-M7-party-cathy-at-edge-ML.jpg</w:t>
+            </w:r>
+          </w:p>
+          <w:p>
+            <w:r>
+              <w:rPr>
+                <w:b w:val="false"/>
+                <w:bCs w:val="false"/>
+                <w:color w:val="8a6d10"/>
+                <w:sz w:val="14"/>
+                <w:szCs w:val="14"/>
+                <w:rFonts w:ascii="Courier New" w:cs="Courier New" w:eastAsia="Courier New" w:hAnsi="Courier New"/>
+              </w:rPr>
+              <w:t xml:space="preserve">S05-M7-party-cathy-at-edge-AC.jpg</w:t>
             </w:r>
           </w:p>
         </w:tc>
@@ -2821,7 +2602,7 @@
                 <w:szCs w:val="15"/>
                 <w:rFonts w:ascii="Georgia" w:cs="Georgia" w:eastAsia="Georgia" w:hAnsi="Georgia"/>
               </w:rPr>
-              <w:t xml:space="preserve">The same photo, re-cropped — Cathy gone</w:t>
+              <w:t xml:space="preserve">Publication party — Cathy at the frame's edge</w:t>
             </w:r>
           </w:p>
         </w:tc>
@@ -2845,7 +2626,7 @@
                 <w:szCs w:val="15"/>
                 <w:rFonts w:ascii="Georgia" w:cs="Georgia" w:eastAsia="Georgia" w:hAnsi="Georgia"/>
               </w:rPr>
-              <w:t xml:space="preserve">I produce this from M7 by cropping her out. Nothing to shoot; just make sure M7 has room to crop.</w:t>
+              <w:t xml:space="preserve">A party/group shot at Jamie's book party: Jamie centered and lit, people around him, CATHY AT THE FAR EDGE of the frame, half in, clearly croppable out. Shoot wide so a re-crop that removes her still looks like a good photo.</w:t>
             </w:r>
           </w:p>
         </w:tc>
@@ -2869,7 +2650,7 @@
                 <w:szCs w:val="15"/>
                 <w:rFonts w:ascii="Georgia" w:cs="Georgia" w:eastAsia="Georgia" w:hAnsi="Georgia"/>
               </w:rPr>
-              <w:t xml:space="preserve">—</w:t>
+              <w:t xml:space="preserve">Jamie centered, Cathy at the edge, others</w:t>
             </w:r>
           </w:p>
         </w:tc>
@@ -2893,7 +2674,7 @@
                 <w:szCs w:val="15"/>
                 <w:rFonts w:ascii="Georgia" w:cs="Georgia" w:eastAsia="Georgia" w:hAnsi="Georgia"/>
               </w:rPr>
-              <w:t xml:space="preserve">—</w:t>
+              <w:t xml:space="preserve">March 2025</w:t>
             </w:r>
           </w:p>
         </w:tc>
@@ -2917,7 +2698,7 @@
                 <w:szCs w:val="15"/>
                 <w:rFonts w:ascii="Georgia" w:cs="Georgia" w:eastAsia="Georgia" w:hAnsi="Georgia"/>
               </w:rPr>
-              <w:t xml:space="preserve">derived from M7 — DO NOT SHOOT</w:t>
+              <w:t xml:space="preserve">4:3 landscape, wide enough to crop (see M7b)</w:t>
             </w:r>
           </w:p>
         </w:tc>
@@ -2941,251 +2722,7 @@
                 <w:szCs w:val="15"/>
                 <w:rFonts w:ascii="Georgia" w:cs="Georgia" w:eastAsia="Georgia" w:hAnsi="Georgia"/>
               </w:rPr>
-              <w:t xml:space="preserve">Song 5 — the fan-account repost</w:t>
-            </w:r>
-          </w:p>
-        </w:tc>
-      </w:tr>
-    </w:tbl>
-    <w:p>
-      <w:pPr>
-        <w:spacing w:before="320" w:after="100"/>
-      </w:pPr>
-      <w:r>
-        <w:rPr>
-          <w:b/>
-          <w:bCs/>
-          <w:color w:val="1a1d26"/>
-          <w:sz w:val="26"/>
-          <w:szCs w:val="26"/>
-          <w:rFonts w:ascii="Georgia" w:cs="Georgia" w:eastAsia="Georgia" w:hAnsi="Georgia"/>
-        </w:rPr>
-        <w:t xml:space="preserve">HOLD — depends on the Song 10–14 answers</w:t>
-      </w:r>
-    </w:p>
-    <w:tbl>
-      <w:tblPr>
-        <w:tblW w:type="pct" w:w="100%"/>
-        <w:tblBorders>
-          <w:top w:val="single" w:color="auto" w:sz="4"/>
-          <w:left w:val="single" w:color="auto" w:sz="4"/>
-          <w:bottom w:val="single" w:color="auto" w:sz="4"/>
-          <w:right w:val="single" w:color="auto" w:sz="4"/>
-          <w:insideH w:val="single" w:color="auto" w:sz="4"/>
-          <w:insideV w:val="single" w:color="auto" w:sz="4"/>
-        </w:tblBorders>
-      </w:tblPr>
-      <w:tblGrid>
-        <w:gridCol w:w="100"/>
-        <w:gridCol w:w="100"/>
-        <w:gridCol w:w="100"/>
-        <w:gridCol w:w="100"/>
-        <w:gridCol w:w="100"/>
-        <w:gridCol w:w="100"/>
-        <w:gridCol w:w="100"/>
-        <w:gridCol w:w="100"/>
-      </w:tblGrid>
-      <w:tr>
-        <w:trPr>
-          <w:tblHeader/>
-        </w:trPr>
-        <w:tc>
-          <w:tcPr>
-            <w:tcW w:type="pct" w:w="6%"/>
-            <w:shd w:fill="faf3dc" w:val="clear"/>
-            <w:tcMar>
-              <w:top w:type="dxa" w:w="60"/>
-              <w:left w:type="dxa" w:w="90"/>
-              <w:bottom w:type="dxa" w:w="60"/>
-              <w:right w:type="dxa" w:w="90"/>
-            </w:tcMar>
-          </w:tcPr>
-          <w:p>
-            <w:r>
-              <w:rPr>
-                <w:b/>
-                <w:bCs/>
-                <w:color w:val="6b7280"/>
-                <w:sz w:val="14"/>
-                <w:szCs w:val="14"/>
-                <w:rFonts w:ascii="Courier New" w:cs="Courier New" w:eastAsia="Courier New" w:hAnsi="Courier New"/>
-              </w:rPr>
-              <w:t xml:space="preserve">Code</w:t>
-            </w:r>
-          </w:p>
-        </w:tc>
-        <w:tc>
-          <w:tcPr>
-            <w:tcW w:type="pct" w:w="12%"/>
-            <w:shd w:fill="faf3dc" w:val="clear"/>
-            <w:tcMar>
-              <w:top w:type="dxa" w:w="60"/>
-              <w:left w:type="dxa" w:w="90"/>
-              <w:bottom w:type="dxa" w:w="60"/>
-              <w:right w:type="dxa" w:w="90"/>
-            </w:tcMar>
-          </w:tcPr>
-          <w:p>
-            <w:r>
-              <w:rPr>
-                <w:b/>
-                <w:bCs/>
-                <w:color w:val="6b7280"/>
-                <w:sz w:val="14"/>
-                <w:szCs w:val="14"/>
-                <w:rFonts w:ascii="Courier New" w:cs="Courier New" w:eastAsia="Courier New" w:hAnsi="Courier New"/>
-              </w:rPr>
-              <w:t xml:space="preserve">Upload as</w:t>
-            </w:r>
-          </w:p>
-        </w:tc>
-        <w:tc>
-          <w:tcPr>
-            <w:tcW w:type="pct" w:w="14%"/>
-            <w:shd w:fill="faf3dc" w:val="clear"/>
-            <w:tcMar>
-              <w:top w:type="dxa" w:w="60"/>
-              <w:left w:type="dxa" w:w="90"/>
-              <w:bottom w:type="dxa" w:w="60"/>
-              <w:right w:type="dxa" w:w="90"/>
-            </w:tcMar>
-          </w:tcPr>
-          <w:p>
-            <w:r>
-              <w:rPr>
-                <w:b/>
-                <w:bCs/>
-                <w:color w:val="6b7280"/>
-                <w:sz w:val="14"/>
-                <w:szCs w:val="14"/>
-                <w:rFonts w:ascii="Courier New" w:cs="Courier New" w:eastAsia="Courier New" w:hAnsi="Courier New"/>
-              </w:rPr>
-              <w:t xml:space="preserve">What it is</w:t>
-            </w:r>
-          </w:p>
-        </w:tc>
-        <w:tc>
-          <w:tcPr>
-            <w:tcW w:type="pct" w:w="32%"/>
-            <w:shd w:fill="faf3dc" w:val="clear"/>
-            <w:tcMar>
-              <w:top w:type="dxa" w:w="60"/>
-              <w:left w:type="dxa" w:w="90"/>
-              <w:bottom w:type="dxa" w:w="60"/>
-              <w:right w:type="dxa" w:w="90"/>
-            </w:tcMar>
-          </w:tcPr>
-          <w:p>
-            <w:r>
-              <w:rPr>
-                <w:b/>
-                <w:bCs/>
-                <w:color w:val="6b7280"/>
-                <w:sz w:val="14"/>
-                <w:szCs w:val="14"/>
-                <w:rFonts w:ascii="Courier New" w:cs="Courier New" w:eastAsia="Courier New" w:hAnsi="Courier New"/>
-              </w:rPr>
-              <w:t xml:space="preserve">Shoot this</w:t>
-            </w:r>
-          </w:p>
-        </w:tc>
-        <w:tc>
-          <w:tcPr>
-            <w:tcW w:type="pct" w:w="9%"/>
-            <w:shd w:fill="faf3dc" w:val="clear"/>
-            <w:tcMar>
-              <w:top w:type="dxa" w:w="60"/>
-              <w:left w:type="dxa" w:w="90"/>
-              <w:bottom w:type="dxa" w:w="60"/>
-              <w:right w:type="dxa" w:w="90"/>
-            </w:tcMar>
-          </w:tcPr>
-          <w:p>
-            <w:r>
-              <w:rPr>
-                <w:b/>
-                <w:bCs/>
-                <w:color w:val="6b7280"/>
-                <w:sz w:val="14"/>
-                <w:szCs w:val="14"/>
-                <w:rFonts w:ascii="Courier New" w:cs="Courier New" w:eastAsia="Courier New" w:hAnsi="Courier New"/>
-              </w:rPr>
-              <w:t xml:space="preserve">Who</w:t>
-            </w:r>
-          </w:p>
-        </w:tc>
-        <w:tc>
-          <w:tcPr>
-            <w:tcW w:type="pct" w:w="9%"/>
-            <w:shd w:fill="faf3dc" w:val="clear"/>
-            <w:tcMar>
-              <w:top w:type="dxa" w:w="60"/>
-              <w:left w:type="dxa" w:w="90"/>
-              <w:bottom w:type="dxa" w:w="60"/>
-              <w:right w:type="dxa" w:w="90"/>
-            </w:tcMar>
-          </w:tcPr>
-          <w:p>
-            <w:r>
-              <w:rPr>
-                <w:b/>
-                <w:bCs/>
-                <w:color w:val="6b7280"/>
-                <w:sz w:val="14"/>
-                <w:szCs w:val="14"/>
-                <w:rFonts w:ascii="Courier New" w:cs="Courier New" w:eastAsia="Courier New" w:hAnsi="Courier New"/>
-              </w:rPr>
-              <w:t xml:space="preserve">Era</w:t>
-            </w:r>
-          </w:p>
-        </w:tc>
-        <w:tc>
-          <w:tcPr>
-            <w:tcW w:type="pct" w:w="10%"/>
-            <w:shd w:fill="faf3dc" w:val="clear"/>
-            <w:tcMar>
-              <w:top w:type="dxa" w:w="60"/>
-              <w:left w:type="dxa" w:w="90"/>
-              <w:bottom w:type="dxa" w:w="60"/>
-              <w:right w:type="dxa" w:w="90"/>
-            </w:tcMar>
-          </w:tcPr>
-          <w:p>
-            <w:r>
-              <w:rPr>
-                <w:b/>
-                <w:bCs/>
-                <w:color w:val="6b7280"/>
-                <w:sz w:val="14"/>
-                <w:szCs w:val="14"/>
-                <w:rFonts w:ascii="Courier New" w:cs="Courier New" w:eastAsia="Courier New" w:hAnsi="Courier New"/>
-              </w:rPr>
-              <w:t xml:space="preserve">Format</w:t>
-            </w:r>
-          </w:p>
-        </w:tc>
-        <w:tc>
-          <w:tcPr>
-            <w:tcW w:type="pct" w:w="8%"/>
-            <w:shd w:fill="faf3dc" w:val="clear"/>
-            <w:tcMar>
-              <w:top w:type="dxa" w:w="60"/>
-              <w:left w:type="dxa" w:w="90"/>
-              <w:bottom w:type="dxa" w:w="60"/>
-              <w:right w:type="dxa" w:w="90"/>
-            </w:tcMar>
-          </w:tcPr>
-          <w:p>
-            <w:r>
-              <w:rPr>
-                <w:b/>
-                <w:bCs/>
-                <w:color w:val="6b7280"/>
-                <w:sz w:val="14"/>
-                <w:szCs w:val="14"/>
-                <w:rFonts w:ascii="Courier New" w:cs="Courier New" w:eastAsia="Courier New" w:hAnsi="Courier New"/>
-              </w:rPr>
-              <w:t xml:space="preserve">Appears in</w:t>
+              <w:t xml:space="preserve">Song 5 — “Publication party! Tagged: Jamie Wellerstein and guest”</w:t>
             </w:r>
           </w:p>
         </w:tc>
@@ -3211,7 +2748,7 @@
                 <w:szCs w:val="17"/>
                 <w:rFonts w:ascii="Courier New" w:cs="Courier New" w:eastAsia="Courier New" w:hAnsi="Courier New"/>
               </w:rPr>
-              <w:t xml:space="preserve">A1</w:t>
+              <w:t xml:space="preserve">M7b</w:t>
             </w:r>
           </w:p>
         </w:tc>
@@ -3235,7 +2772,7 @@
                 <w:szCs w:val="14"/>
                 <w:rFonts w:ascii="Courier New" w:cs="Courier New" w:eastAsia="Courier New" w:hAnsi="Courier New"/>
               </w:rPr>
-              <w:t xml:space="preserve">S14-A1-cathy-voicemail-ML.m4a</w:t>
+              <w:t xml:space="preserve">S05-M7b-party-recropped-ML.jpg</w:t>
             </w:r>
           </w:p>
           <w:p>
@@ -3248,7 +2785,7 @@
                 <w:szCs w:val="14"/>
                 <w:rFonts w:ascii="Courier New" w:cs="Courier New" w:eastAsia="Courier New" w:hAnsi="Courier New"/>
               </w:rPr>
-              <w:t xml:space="preserve">S14-A1-cathy-voicemail-AC.m4a</w:t>
+              <w:t xml:space="preserve">S05-M7b-party-recropped-AC.jpg</w:t>
             </w:r>
           </w:p>
         </w:tc>
@@ -3272,7 +2809,7 @@
                 <w:szCs w:val="15"/>
                 <w:rFonts w:ascii="Georgia" w:cs="Georgia" w:eastAsia="Georgia" w:hAnsi="Georgia"/>
               </w:rPr>
-              <w:t xml:space="preserve">Cathy's voicemail</w:t>
+              <w:t xml:space="preserve">The same photo, re-cropped — Cathy gone</w:t>
             </w:r>
           </w:p>
         </w:tc>
@@ -3296,7 +2833,7 @@
                 <w:szCs w:val="15"/>
                 <w:rFonts w:ascii="Georgia" w:cs="Georgia" w:eastAsia="Georgia" w:hAnsi="Georgia"/>
               </w:rPr>
-              <w:t xml:space="preserve">Her recorded voicemail to Jamie — original words along the lines of: she got Ohio, call her back, she's happy. NOT lyrics. 47 seconds. Pending: only needed if the voicemail beat survives your Song 14 answer.</w:t>
+              <w:t xml:space="preserve">I produce this from M7 by cropping her out. Nothing to shoot; just make sure M7 has room to crop.</w:t>
             </w:r>
           </w:p>
         </w:tc>
@@ -3320,7 +2857,7 @@
                 <w:szCs w:val="15"/>
                 <w:rFonts w:ascii="Georgia" w:cs="Georgia" w:eastAsia="Georgia" w:hAnsi="Georgia"/>
               </w:rPr>
-              <w:t xml:space="preserve">Cathy's voice</w:t>
+              <w:t xml:space="preserve">—</w:t>
             </w:r>
           </w:p>
         </w:tc>
@@ -3344,7 +2881,7 @@
                 <w:szCs w:val="15"/>
                 <w:rFonts w:ascii="Georgia" w:cs="Georgia" w:eastAsia="Georgia" w:hAnsi="Georgia"/>
               </w:rPr>
-              <w:t xml:space="preserve">April 2025</w:t>
+              <w:t xml:space="preserve">—</w:t>
             </w:r>
           </w:p>
         </w:tc>
@@ -3368,7 +2905,7 @@
                 <w:szCs w:val="15"/>
                 <w:rFonts w:ascii="Georgia" w:cs="Georgia" w:eastAsia="Georgia" w:hAnsi="Georgia"/>
               </w:rPr>
-              <w:t xml:space="preserve">M4A/MP3, exactly 0:47</w:t>
+              <w:t xml:space="preserve">derived from M7 — DO NOT SHOOT</w:t>
             </w:r>
           </w:p>
         </w:tc>
@@ -3392,835 +2929,7 @@
                 <w:szCs w:val="15"/>
                 <w:rFonts w:ascii="Georgia" w:cs="Georgia" w:eastAsia="Georgia" w:hAnsi="Georgia"/>
               </w:rPr>
-              <w:t xml:space="preserve">Song 14 (current build) — the saved voicemail he cannot delete</w:t>
-            </w:r>
-          </w:p>
-        </w:tc>
-      </w:tr>
-      <w:tr>
-        <w:tc>
-          <w:tcPr>
-            <w:tcW w:type="pct" w:w="6%"/>
-            <w:tcMar>
-              <w:top w:type="dxa" w:w="60"/>
-              <w:left w:type="dxa" w:w="90"/>
-              <w:bottom w:type="dxa" w:w="60"/>
-              <w:right w:type="dxa" w:w="90"/>
-            </w:tcMar>
-          </w:tcPr>
-          <w:p>
-            <w:r>
-              <w:rPr>
-                <w:b/>
-                <w:bCs/>
-                <w:color w:val="1a1d26"/>
-                <w:sz w:val="17"/>
-                <w:szCs w:val="17"/>
-                <w:rFonts w:ascii="Courier New" w:cs="Courier New" w:eastAsia="Courier New" w:hAnsi="Courier New"/>
-              </w:rPr>
-              <w:t xml:space="preserve">M8</w:t>
-            </w:r>
-          </w:p>
-        </w:tc>
-        <w:tc>
-          <w:tcPr>
-            <w:tcW w:type="pct" w:w="12%"/>
-            <w:tcMar>
-              <w:top w:type="dxa" w:w="60"/>
-              <w:left w:type="dxa" w:w="90"/>
-              <w:bottom w:type="dxa" w:w="60"/>
-              <w:right w:type="dxa" w:w="90"/>
-            </w:tcMar>
-          </w:tcPr>
-          <w:p>
-            <w:r>
-              <w:rPr>
-                <w:b w:val="false"/>
-                <w:bCs w:val="false"/>
-                <w:color w:val="8a6d10"/>
-                <w:sz w:val="14"/>
-                <w:szCs w:val="14"/>
-                <w:rFonts w:ascii="Courier New" w:cs="Courier New" w:eastAsia="Courier New" w:hAnsi="Courier New"/>
-              </w:rPr>
-              <w:t xml:space="preserve">S10-M8-bar-celebration-ML.jpg</w:t>
-            </w:r>
-          </w:p>
-          <w:p>
-            <w:r>
-              <w:rPr>
-                <w:b w:val="false"/>
-                <w:bCs w:val="false"/>
-                <w:color w:val="8a6d10"/>
-                <w:sz w:val="14"/>
-                <w:szCs w:val="14"/>
-                <w:rFonts w:ascii="Courier New" w:cs="Courier New" w:eastAsia="Courier New" w:hAnsi="Courier New"/>
-              </w:rPr>
-              <w:t xml:space="preserve">S10-M8-bar-celebration-AC.jpg</w:t>
-            </w:r>
-          </w:p>
-        </w:tc>
-        <w:tc>
-          <w:tcPr>
-            <w:tcW w:type="pct" w:w="14%"/>
-            <w:tcMar>
-              <w:top w:type="dxa" w:w="60"/>
-              <w:left w:type="dxa" w:w="90"/>
-              <w:bottom w:type="dxa" w:w="60"/>
-              <w:right w:type="dxa" w:w="90"/>
-            </w:tcMar>
-          </w:tcPr>
-          <w:p>
-            <w:r>
-              <w:rPr>
-                <w:b/>
-                <w:bCs/>
-                <w:color w:val="1a1d26"/>
-                <w:sz w:val="15"/>
-                <w:szCs w:val="15"/>
-                <w:rFonts w:ascii="Georgia" w:cs="Georgia" w:eastAsia="Georgia" w:hAnsi="Georgia"/>
-              </w:rPr>
-              <w:t xml:space="preserve">Bar celebration — a figure half in frame</w:t>
-            </w:r>
-          </w:p>
-        </w:tc>
-        <w:tc>
-          <w:tcPr>
-            <w:tcW w:type="pct" w:w="32%"/>
-            <w:tcMar>
-              <w:top w:type="dxa" w:w="60"/>
-              <w:left w:type="dxa" w:w="90"/>
-              <w:bottom w:type="dxa" w:w="60"/>
-              <w:right w:type="dxa" w:w="90"/>
-            </w:tcMar>
-          </w:tcPr>
-          <w:p>
-            <w:r>
-              <w:rPr>
-                <w:b w:val="false"/>
-                <w:bCs w:val="false"/>
-                <w:color w:val="1a1d26"/>
-                <w:sz w:val="15"/>
-                <w:szCs w:val="15"/>
-                <w:rFonts w:ascii="Georgia" w:cs="Georgia" w:eastAsia="Georgia" w:hAnsi="Georgia"/>
-              </w:rPr>
-              <w:t xml:space="preserve">Jamie celebrating at a bar with people; one unnamed woman half in frame at the edge (the Elise seed). Pending: only if Song 10 keeps the viral-press beats alongside the two texts.</w:t>
-            </w:r>
-          </w:p>
-        </w:tc>
-        <w:tc>
-          <w:tcPr>
-            <w:tcW w:type="pct" w:w="9%"/>
-            <w:tcMar>
-              <w:top w:type="dxa" w:w="60"/>
-              <w:left w:type="dxa" w:w="90"/>
-              <w:bottom w:type="dxa" w:w="60"/>
-              <w:right w:type="dxa" w:w="90"/>
-            </w:tcMar>
-          </w:tcPr>
-          <w:p>
-            <w:r>
-              <w:rPr>
-                <w:b w:val="false"/>
-                <w:bCs w:val="false"/>
-                <w:color w:val="1a1d26"/>
-                <w:sz w:val="15"/>
-                <w:szCs w:val="15"/>
-                <w:rFonts w:ascii="Georgia" w:cs="Georgia" w:eastAsia="Georgia" w:hAnsi="Georgia"/>
-              </w:rPr>
-              <w:t xml:space="preserve">Jamie + others</w:t>
-            </w:r>
-          </w:p>
-        </w:tc>
-        <w:tc>
-          <w:tcPr>
-            <w:tcW w:type="pct" w:w="9%"/>
-            <w:tcMar>
-              <w:top w:type="dxa" w:w="60"/>
-              <w:left w:type="dxa" w:w="90"/>
-              <w:bottom w:type="dxa" w:w="60"/>
-              <w:right w:type="dxa" w:w="90"/>
-            </w:tcMar>
-          </w:tcPr>
-          <w:p>
-            <w:r>
-              <w:rPr>
-                <w:b w:val="false"/>
-                <w:bCs w:val="false"/>
-                <w:color w:val="1a1d26"/>
-                <w:sz w:val="15"/>
-                <w:szCs w:val="15"/>
-                <w:rFonts w:ascii="Georgia" w:cs="Georgia" w:eastAsia="Georgia" w:hAnsi="Georgia"/>
-              </w:rPr>
-              <w:t xml:space="preserve">February 2024</w:t>
-            </w:r>
-          </w:p>
-        </w:tc>
-        <w:tc>
-          <w:tcPr>
-            <w:tcW w:type="pct" w:w="10%"/>
-            <w:tcMar>
-              <w:top w:type="dxa" w:w="60"/>
-              <w:left w:type="dxa" w:w="90"/>
-              <w:bottom w:type="dxa" w:w="60"/>
-              <w:right w:type="dxa" w:w="90"/>
-            </w:tcMar>
-          </w:tcPr>
-          <w:p>
-            <w:r>
-              <w:rPr>
-                <w:b w:val="false"/>
-                <w:bCs w:val="false"/>
-                <w:color w:val="1a1d26"/>
-                <w:sz w:val="15"/>
-                <w:szCs w:val="15"/>
-                <w:rFonts w:ascii="Georgia" w:cs="Georgia" w:eastAsia="Georgia" w:hAnsi="Georgia"/>
-              </w:rPr>
-              <w:t xml:space="preserve">4:3 landscape</w:t>
-            </w:r>
-          </w:p>
-        </w:tc>
-        <w:tc>
-          <w:tcPr>
-            <w:tcW w:type="pct" w:w="8%"/>
-            <w:tcMar>
-              <w:top w:type="dxa" w:w="60"/>
-              <w:left w:type="dxa" w:w="90"/>
-              <w:bottom w:type="dxa" w:w="60"/>
-              <w:right w:type="dxa" w:w="90"/>
-            </w:tcMar>
-          </w:tcPr>
-          <w:p>
-            <w:r>
-              <w:rPr>
-                <w:b w:val="false"/>
-                <w:bCs w:val="false"/>
-                <w:color w:val="1a1d26"/>
-                <w:sz w:val="15"/>
-                <w:szCs w:val="15"/>
-                <w:rFonts w:ascii="Georgia" w:cs="Georgia" w:eastAsia="Georgia" w:hAnsi="Georgia"/>
-              </w:rPr>
-              <w:t xml:space="preserve">Song 10 (current build) — the party photo in his press</w:t>
-            </w:r>
-          </w:p>
-        </w:tc>
-      </w:tr>
-      <w:tr>
-        <w:tc>
-          <w:tcPr>
-            <w:tcW w:type="pct" w:w="6%"/>
-            <w:tcMar>
-              <w:top w:type="dxa" w:w="60"/>
-              <w:left w:type="dxa" w:w="90"/>
-              <w:bottom w:type="dxa" w:w="60"/>
-              <w:right w:type="dxa" w:w="90"/>
-            </w:tcMar>
-          </w:tcPr>
-          <w:p>
-            <w:r>
-              <w:rPr>
-                <w:b/>
-                <w:bCs/>
-                <w:color w:val="1a1d26"/>
-                <w:sz w:val="17"/>
-                <w:szCs w:val="17"/>
-                <w:rFonts w:ascii="Courier New" w:cs="Courier New" w:eastAsia="Courier New" w:hAnsi="Courier New"/>
-              </w:rPr>
-              <w:t xml:space="preserve">M11a</w:t>
-            </w:r>
-          </w:p>
-        </w:tc>
-        <w:tc>
-          <w:tcPr>
-            <w:tcW w:type="pct" w:w="12%"/>
-            <w:tcMar>
-              <w:top w:type="dxa" w:w="60"/>
-              <w:left w:type="dxa" w:w="90"/>
-              <w:bottom w:type="dxa" w:w="60"/>
-              <w:right w:type="dxa" w:w="90"/>
-            </w:tcMar>
-          </w:tcPr>
-          <w:p>
-            <w:r>
-              <w:rPr>
-                <w:b w:val="false"/>
-                <w:bCs w:val="false"/>
-                <w:color w:val="8a6d10"/>
-                <w:sz w:val="14"/>
-                <w:szCs w:val="14"/>
-                <w:rFonts w:ascii="Courier New" w:cs="Courier New" w:eastAsia="Courier New" w:hAnsi="Courier New"/>
-              </w:rPr>
-              <w:t xml:space="preserve">S12-M11a-carolann-wedding-ML.jpg</w:t>
-            </w:r>
-          </w:p>
-          <w:p>
-            <w:r>
-              <w:rPr>
-                <w:b w:val="false"/>
-                <w:bCs w:val="false"/>
-                <w:color w:val="8a6d10"/>
-                <w:sz w:val="14"/>
-                <w:szCs w:val="14"/>
-                <w:rFonts w:ascii="Courier New" w:cs="Courier New" w:eastAsia="Courier New" w:hAnsi="Courier New"/>
-              </w:rPr>
-              <w:t xml:space="preserve">S12-M11a-carolann-wedding-AC.jpg</w:t>
-            </w:r>
-          </w:p>
-        </w:tc>
-        <w:tc>
-          <w:tcPr>
-            <w:tcW w:type="pct" w:w="14%"/>
-            <w:tcMar>
-              <w:top w:type="dxa" w:w="60"/>
-              <w:left w:type="dxa" w:w="90"/>
-              <w:bottom w:type="dxa" w:w="60"/>
-              <w:right w:type="dxa" w:w="90"/>
-            </w:tcMar>
-          </w:tcPr>
-          <w:p>
-            <w:r>
-              <w:rPr>
-                <w:b/>
-                <w:bCs/>
-                <w:color w:val="1a1d26"/>
-                <w:sz w:val="15"/>
-                <w:szCs w:val="15"/>
-                <w:rFonts w:ascii="Georgia" w:cs="Georgia" w:eastAsia="Georgia" w:hAnsi="Georgia"/>
-              </w:rPr>
-              <w:t xml:space="preserve">Carolann's hometown wedding</w:t>
-            </w:r>
-          </w:p>
-        </w:tc>
-        <w:tc>
-          <w:tcPr>
-            <w:tcW w:type="pct" w:w="32%"/>
-            <w:tcMar>
-              <w:top w:type="dxa" w:w="60"/>
-              <w:left w:type="dxa" w:w="90"/>
-              <w:bottom w:type="dxa" w:w="60"/>
-              <w:right w:type="dxa" w:w="90"/>
-            </w:tcMar>
-          </w:tcPr>
-          <w:p>
-            <w:r>
-              <w:rPr>
-                <w:b w:val="false"/>
-                <w:bCs w:val="false"/>
-                <w:color w:val="1a1d26"/>
-                <w:sz w:val="15"/>
-                <w:szCs w:val="15"/>
-                <w:rFonts w:ascii="Georgia" w:cs="Georgia" w:eastAsia="Georgia" w:hAnsi="Georgia"/>
-              </w:rPr>
-              <w:t xml:space="preserve">Pending — cut if the Song 12 map replaces the Facebook beats. Not the leads; a friend's wedding photo.</w:t>
-            </w:r>
-          </w:p>
-        </w:tc>
-        <w:tc>
-          <w:tcPr>
-            <w:tcW w:type="pct" w:w="9%"/>
-            <w:tcMar>
-              <w:top w:type="dxa" w:w="60"/>
-              <w:left w:type="dxa" w:w="90"/>
-              <w:bottom w:type="dxa" w:w="60"/>
-              <w:right w:type="dxa" w:w="90"/>
-            </w:tcMar>
-          </w:tcPr>
-          <w:p>
-            <w:r>
-              <w:rPr>
-                <w:b w:val="false"/>
-                <w:bCs w:val="false"/>
-                <w:color w:val="1a1d26"/>
-                <w:sz w:val="15"/>
-                <w:szCs w:val="15"/>
-                <w:rFonts w:ascii="Georgia" w:cs="Georgia" w:eastAsia="Georgia" w:hAnsi="Georgia"/>
-              </w:rPr>
-              <w:t xml:space="preserve">Extras</w:t>
-            </w:r>
-          </w:p>
-        </w:tc>
-        <w:tc>
-          <w:tcPr>
-            <w:tcW w:type="pct" w:w="9%"/>
-            <w:tcMar>
-              <w:top w:type="dxa" w:w="60"/>
-              <w:left w:type="dxa" w:w="90"/>
-              <w:bottom w:type="dxa" w:w="60"/>
-              <w:right w:type="dxa" w:w="90"/>
-            </w:tcMar>
-          </w:tcPr>
-          <w:p>
-            <w:r>
-              <w:rPr>
-                <w:b w:val="false"/>
-                <w:bCs w:val="false"/>
-                <w:color w:val="1a1d26"/>
-                <w:sz w:val="15"/>
-                <w:szCs w:val="15"/>
-                <w:rFonts w:ascii="Georgia" w:cs="Georgia" w:eastAsia="Georgia" w:hAnsi="Georgia"/>
-              </w:rPr>
-              <w:t xml:space="preserve">2021</w:t>
-            </w:r>
-          </w:p>
-        </w:tc>
-        <w:tc>
-          <w:tcPr>
-            <w:tcW w:type="pct" w:w="10%"/>
-            <w:tcMar>
-              <w:top w:type="dxa" w:w="60"/>
-              <w:left w:type="dxa" w:w="90"/>
-              <w:bottom w:type="dxa" w:w="60"/>
-              <w:right w:type="dxa" w:w="90"/>
-            </w:tcMar>
-          </w:tcPr>
-          <w:p>
-            <w:r>
-              <w:rPr>
-                <w:b w:val="false"/>
-                <w:bCs w:val="false"/>
-                <w:color w:val="1a1d26"/>
-                <w:sz w:val="15"/>
-                <w:szCs w:val="15"/>
-                <w:rFonts w:ascii="Georgia" w:cs="Georgia" w:eastAsia="Georgia" w:hAnsi="Georgia"/>
-              </w:rPr>
-              <w:t xml:space="preserve">4:3</w:t>
-            </w:r>
-          </w:p>
-        </w:tc>
-        <w:tc>
-          <w:tcPr>
-            <w:tcW w:type="pct" w:w="8%"/>
-            <w:tcMar>
-              <w:top w:type="dxa" w:w="60"/>
-              <w:left w:type="dxa" w:w="90"/>
-              <w:bottom w:type="dxa" w:w="60"/>
-              <w:right w:type="dxa" w:w="90"/>
-            </w:tcMar>
-          </w:tcPr>
-          <w:p>
-            <w:r>
-              <w:rPr>
-                <w:b w:val="false"/>
-                <w:bCs w:val="false"/>
-                <w:color w:val="1a1d26"/>
-                <w:sz w:val="15"/>
-                <w:szCs w:val="15"/>
-                <w:rFonts w:ascii="Georgia" w:cs="Georgia" w:eastAsia="Georgia" w:hAnsi="Georgia"/>
-              </w:rPr>
-              <w:t xml:space="preserve">Song 12 (current build)</w:t>
-            </w:r>
-          </w:p>
-        </w:tc>
-      </w:tr>
-      <w:tr>
-        <w:tc>
-          <w:tcPr>
-            <w:tcW w:type="pct" w:w="6%"/>
-            <w:tcMar>
-              <w:top w:type="dxa" w:w="60"/>
-              <w:left w:type="dxa" w:w="90"/>
-              <w:bottom w:type="dxa" w:w="60"/>
-              <w:right w:type="dxa" w:w="90"/>
-            </w:tcMar>
-          </w:tcPr>
-          <w:p>
-            <w:r>
-              <w:rPr>
-                <w:b/>
-                <w:bCs/>
-                <w:color w:val="1a1d26"/>
-                <w:sz w:val="17"/>
-                <w:szCs w:val="17"/>
-                <w:rFonts w:ascii="Courier New" w:cs="Courier New" w:eastAsia="Courier New" w:hAnsi="Courier New"/>
-              </w:rPr>
-              <w:t xml:space="preserve">M11b</w:t>
-            </w:r>
-          </w:p>
-        </w:tc>
-        <w:tc>
-          <w:tcPr>
-            <w:tcW w:type="pct" w:w="12%"/>
-            <w:tcMar>
-              <w:top w:type="dxa" w:w="60"/>
-              <w:left w:type="dxa" w:w="90"/>
-              <w:bottom w:type="dxa" w:w="60"/>
-              <w:right w:type="dxa" w:w="90"/>
-            </w:tcMar>
-          </w:tcPr>
-          <w:p>
-            <w:r>
-              <w:rPr>
-                <w:b w:val="false"/>
-                <w:bCs w:val="false"/>
-                <w:color w:val="8a6d10"/>
-                <w:sz w:val="14"/>
-                <w:szCs w:val="14"/>
-                <w:rFonts w:ascii="Courier New" w:cs="Courier New" w:eastAsia="Courier New" w:hAnsi="Courier New"/>
-              </w:rPr>
-              <w:t xml:space="preserve">S12-M11b-carolann-baby-ML.jpg</w:t>
-            </w:r>
-          </w:p>
-          <w:p>
-            <w:r>
-              <w:rPr>
-                <w:b w:val="false"/>
-                <w:bCs w:val="false"/>
-                <w:color w:val="8a6d10"/>
-                <w:sz w:val="14"/>
-                <w:szCs w:val="14"/>
-                <w:rFonts w:ascii="Courier New" w:cs="Courier New" w:eastAsia="Courier New" w:hAnsi="Courier New"/>
-              </w:rPr>
-              <w:t xml:space="preserve">S12-M11b-carolann-baby-AC.jpg</w:t>
-            </w:r>
-          </w:p>
-        </w:tc>
-        <w:tc>
-          <w:tcPr>
-            <w:tcW w:type="pct" w:w="14%"/>
-            <w:tcMar>
-              <w:top w:type="dxa" w:w="60"/>
-              <w:left w:type="dxa" w:w="90"/>
-              <w:bottom w:type="dxa" w:w="60"/>
-              <w:right w:type="dxa" w:w="90"/>
-            </w:tcMar>
-          </w:tcPr>
-          <w:p>
-            <w:r>
-              <w:rPr>
-                <w:b/>
-                <w:bCs/>
-                <w:color w:val="1a1d26"/>
-                <w:sz w:val="15"/>
-                <w:szCs w:val="15"/>
-                <w:rFonts w:ascii="Georgia" w:cs="Georgia" w:eastAsia="Georgia" w:hAnsi="Georgia"/>
-              </w:rPr>
-              <w:t xml:space="preserve">Carolann's baby announcement</w:t>
-            </w:r>
-          </w:p>
-        </w:tc>
-        <w:tc>
-          <w:tcPr>
-            <w:tcW w:type="pct" w:w="32%"/>
-            <w:tcMar>
-              <w:top w:type="dxa" w:w="60"/>
-              <w:left w:type="dxa" w:w="90"/>
-              <w:bottom w:type="dxa" w:w="60"/>
-              <w:right w:type="dxa" w:w="90"/>
-            </w:tcMar>
-          </w:tcPr>
-          <w:p>
-            <w:r>
-              <w:rPr>
-                <w:b w:val="false"/>
-                <w:bCs w:val="false"/>
-                <w:color w:val="1a1d26"/>
-                <w:sz w:val="15"/>
-                <w:szCs w:val="15"/>
-                <w:rFonts w:ascii="Georgia" w:cs="Georgia" w:eastAsia="Georgia" w:hAnsi="Georgia"/>
-              </w:rPr>
-              <w:t xml:space="preserve">Pending — cut if the Song 12 map replaces the Facebook beats.</w:t>
-            </w:r>
-          </w:p>
-        </w:tc>
-        <w:tc>
-          <w:tcPr>
-            <w:tcW w:type="pct" w:w="9%"/>
-            <w:tcMar>
-              <w:top w:type="dxa" w:w="60"/>
-              <w:left w:type="dxa" w:w="90"/>
-              <w:bottom w:type="dxa" w:w="60"/>
-              <w:right w:type="dxa" w:w="90"/>
-            </w:tcMar>
-          </w:tcPr>
-          <w:p>
-            <w:r>
-              <w:rPr>
-                <w:b w:val="false"/>
-                <w:bCs w:val="false"/>
-                <w:color w:val="1a1d26"/>
-                <w:sz w:val="15"/>
-                <w:szCs w:val="15"/>
-                <w:rFonts w:ascii="Georgia" w:cs="Georgia" w:eastAsia="Georgia" w:hAnsi="Georgia"/>
-              </w:rPr>
-              <w:t xml:space="preserve">Extras</w:t>
-            </w:r>
-          </w:p>
-        </w:tc>
-        <w:tc>
-          <w:tcPr>
-            <w:tcW w:type="pct" w:w="9%"/>
-            <w:tcMar>
-              <w:top w:type="dxa" w:w="60"/>
-              <w:left w:type="dxa" w:w="90"/>
-              <w:bottom w:type="dxa" w:w="60"/>
-              <w:right w:type="dxa" w:w="90"/>
-            </w:tcMar>
-          </w:tcPr>
-          <w:p>
-            <w:r>
-              <w:rPr>
-                <w:b w:val="false"/>
-                <w:bCs w:val="false"/>
-                <w:color w:val="1a1d26"/>
-                <w:sz w:val="15"/>
-                <w:szCs w:val="15"/>
-                <w:rFonts w:ascii="Georgia" w:cs="Georgia" w:eastAsia="Georgia" w:hAnsi="Georgia"/>
-              </w:rPr>
-              <w:t xml:space="preserve">2021</w:t>
-            </w:r>
-          </w:p>
-        </w:tc>
-        <w:tc>
-          <w:tcPr>
-            <w:tcW w:type="pct" w:w="10%"/>
-            <w:tcMar>
-              <w:top w:type="dxa" w:w="60"/>
-              <w:left w:type="dxa" w:w="90"/>
-              <w:bottom w:type="dxa" w:w="60"/>
-              <w:right w:type="dxa" w:w="90"/>
-            </w:tcMar>
-          </w:tcPr>
-          <w:p>
-            <w:r>
-              <w:rPr>
-                <w:b w:val="false"/>
-                <w:bCs w:val="false"/>
-                <w:color w:val="1a1d26"/>
-                <w:sz w:val="15"/>
-                <w:szCs w:val="15"/>
-                <w:rFonts w:ascii="Georgia" w:cs="Georgia" w:eastAsia="Georgia" w:hAnsi="Georgia"/>
-              </w:rPr>
-              <w:t xml:space="preserve">4:3</w:t>
-            </w:r>
-          </w:p>
-        </w:tc>
-        <w:tc>
-          <w:tcPr>
-            <w:tcW w:type="pct" w:w="8%"/>
-            <w:tcMar>
-              <w:top w:type="dxa" w:w="60"/>
-              <w:left w:type="dxa" w:w="90"/>
-              <w:bottom w:type="dxa" w:w="60"/>
-              <w:right w:type="dxa" w:w="90"/>
-            </w:tcMar>
-          </w:tcPr>
-          <w:p>
-            <w:r>
-              <w:rPr>
-                <w:b w:val="false"/>
-                <w:bCs w:val="false"/>
-                <w:color w:val="1a1d26"/>
-                <w:sz w:val="15"/>
-                <w:szCs w:val="15"/>
-                <w:rFonts w:ascii="Georgia" w:cs="Georgia" w:eastAsia="Georgia" w:hAnsi="Georgia"/>
-              </w:rPr>
-              <w:t xml:space="preserve">Song 12 (current build)</w:t>
-            </w:r>
-          </w:p>
-        </w:tc>
-      </w:tr>
-      <w:tr>
-        <w:tc>
-          <w:tcPr>
-            <w:tcW w:type="pct" w:w="6%"/>
-            <w:tcMar>
-              <w:top w:type="dxa" w:w="60"/>
-              <w:left w:type="dxa" w:w="90"/>
-              <w:bottom w:type="dxa" w:w="60"/>
-              <w:right w:type="dxa" w:w="90"/>
-            </w:tcMar>
-          </w:tcPr>
-          <w:p>
-            <w:r>
-              <w:rPr>
-                <w:b/>
-                <w:bCs/>
-                <w:color w:val="1a1d26"/>
-                <w:sz w:val="17"/>
-                <w:szCs w:val="17"/>
-                <w:rFonts w:ascii="Courier New" w:cs="Courier New" w:eastAsia="Courier New" w:hAnsi="Courier New"/>
-              </w:rPr>
-              <w:t xml:space="preserve">M11c</w:t>
-            </w:r>
-          </w:p>
-        </w:tc>
-        <w:tc>
-          <w:tcPr>
-            <w:tcW w:type="pct" w:w="12%"/>
-            <w:tcMar>
-              <w:top w:type="dxa" w:w="60"/>
-              <w:left w:type="dxa" w:w="90"/>
-              <w:bottom w:type="dxa" w:w="60"/>
-              <w:right w:type="dxa" w:w="90"/>
-            </w:tcMar>
-          </w:tcPr>
-          <w:p>
-            <w:r>
-              <w:rPr>
-                <w:b w:val="false"/>
-                <w:bCs w:val="false"/>
-                <w:color w:val="8a6d10"/>
-                <w:sz w:val="14"/>
-                <w:szCs w:val="14"/>
-                <w:rFonts w:ascii="Courier New" w:cs="Courier New" w:eastAsia="Courier New" w:hAnsi="Courier New"/>
-              </w:rPr>
-              <w:t xml:space="preserve">S12-M11c-carolann-house-ML.jpg</w:t>
-            </w:r>
-          </w:p>
-          <w:p>
-            <w:r>
-              <w:rPr>
-                <w:b w:val="false"/>
-                <w:bCs w:val="false"/>
-                <w:color w:val="8a6d10"/>
-                <w:sz w:val="14"/>
-                <w:szCs w:val="14"/>
-                <w:rFonts w:ascii="Courier New" w:cs="Courier New" w:eastAsia="Courier New" w:hAnsi="Courier New"/>
-              </w:rPr>
-              <w:t xml:space="preserve">S12-M11c-carolann-house-AC.jpg</w:t>
-            </w:r>
-          </w:p>
-        </w:tc>
-        <w:tc>
-          <w:tcPr>
-            <w:tcW w:type="pct" w:w="14%"/>
-            <w:tcMar>
-              <w:top w:type="dxa" w:w="60"/>
-              <w:left w:type="dxa" w:w="90"/>
-              <w:bottom w:type="dxa" w:w="60"/>
-              <w:right w:type="dxa" w:w="90"/>
-            </w:tcMar>
-          </w:tcPr>
-          <w:p>
-            <w:r>
-              <w:rPr>
-                <w:b/>
-                <w:bCs/>
-                <w:color w:val="1a1d26"/>
-                <w:sz w:val="15"/>
-                <w:szCs w:val="15"/>
-                <w:rFonts w:ascii="Georgia" w:cs="Georgia" w:eastAsia="Georgia" w:hAnsi="Georgia"/>
-              </w:rPr>
-              <w:t xml:space="preserve">Carolann's first house</w:t>
-            </w:r>
-          </w:p>
-        </w:tc>
-        <w:tc>
-          <w:tcPr>
-            <w:tcW w:type="pct" w:w="32%"/>
-            <w:tcMar>
-              <w:top w:type="dxa" w:w="60"/>
-              <w:left w:type="dxa" w:w="90"/>
-              <w:bottom w:type="dxa" w:w="60"/>
-              <w:right w:type="dxa" w:w="90"/>
-            </w:tcMar>
-          </w:tcPr>
-          <w:p>
-            <w:r>
-              <w:rPr>
-                <w:b w:val="false"/>
-                <w:bCs w:val="false"/>
-                <w:color w:val="1a1d26"/>
-                <w:sz w:val="15"/>
-                <w:szCs w:val="15"/>
-                <w:rFonts w:ascii="Georgia" w:cs="Georgia" w:eastAsia="Georgia" w:hAnsi="Georgia"/>
-              </w:rPr>
-              <w:t xml:space="preserve">Pending — cut if the Song 12 map replaces the Facebook beats.</w:t>
-            </w:r>
-          </w:p>
-        </w:tc>
-        <w:tc>
-          <w:tcPr>
-            <w:tcW w:type="pct" w:w="9%"/>
-            <w:tcMar>
-              <w:top w:type="dxa" w:w="60"/>
-              <w:left w:type="dxa" w:w="90"/>
-              <w:bottom w:type="dxa" w:w="60"/>
-              <w:right w:type="dxa" w:w="90"/>
-            </w:tcMar>
-          </w:tcPr>
-          <w:p>
-            <w:r>
-              <w:rPr>
-                <w:b w:val="false"/>
-                <w:bCs w:val="false"/>
-                <w:color w:val="1a1d26"/>
-                <w:sz w:val="15"/>
-                <w:szCs w:val="15"/>
-                <w:rFonts w:ascii="Georgia" w:cs="Georgia" w:eastAsia="Georgia" w:hAnsi="Georgia"/>
-              </w:rPr>
-              <w:t xml:space="preserve">None</w:t>
-            </w:r>
-          </w:p>
-        </w:tc>
-        <w:tc>
-          <w:tcPr>
-            <w:tcW w:type="pct" w:w="9%"/>
-            <w:tcMar>
-              <w:top w:type="dxa" w:w="60"/>
-              <w:left w:type="dxa" w:w="90"/>
-              <w:bottom w:type="dxa" w:w="60"/>
-              <w:right w:type="dxa" w:w="90"/>
-            </w:tcMar>
-          </w:tcPr>
-          <w:p>
-            <w:r>
-              <w:rPr>
-                <w:b w:val="false"/>
-                <w:bCs w:val="false"/>
-                <w:color w:val="1a1d26"/>
-                <w:sz w:val="15"/>
-                <w:szCs w:val="15"/>
-                <w:rFonts w:ascii="Georgia" w:cs="Georgia" w:eastAsia="Georgia" w:hAnsi="Georgia"/>
-              </w:rPr>
-              <w:t xml:space="preserve">2021</w:t>
-            </w:r>
-          </w:p>
-        </w:tc>
-        <w:tc>
-          <w:tcPr>
-            <w:tcW w:type="pct" w:w="10%"/>
-            <w:tcMar>
-              <w:top w:type="dxa" w:w="60"/>
-              <w:left w:type="dxa" w:w="90"/>
-              <w:bottom w:type="dxa" w:w="60"/>
-              <w:right w:type="dxa" w:w="90"/>
-            </w:tcMar>
-          </w:tcPr>
-          <w:p>
-            <w:r>
-              <w:rPr>
-                <w:b w:val="false"/>
-                <w:bCs w:val="false"/>
-                <w:color w:val="1a1d26"/>
-                <w:sz w:val="15"/>
-                <w:szCs w:val="15"/>
-                <w:rFonts w:ascii="Georgia" w:cs="Georgia" w:eastAsia="Georgia" w:hAnsi="Georgia"/>
-              </w:rPr>
-              <w:t xml:space="preserve">4:3</w:t>
-            </w:r>
-          </w:p>
-        </w:tc>
-        <w:tc>
-          <w:tcPr>
-            <w:tcW w:type="pct" w:w="8%"/>
-            <w:tcMar>
-              <w:top w:type="dxa" w:w="60"/>
-              <w:left w:type="dxa" w:w="90"/>
-              <w:bottom w:type="dxa" w:w="60"/>
-              <w:right w:type="dxa" w:w="90"/>
-            </w:tcMar>
-          </w:tcPr>
-          <w:p>
-            <w:r>
-              <w:rPr>
-                <w:b w:val="false"/>
-                <w:bCs w:val="false"/>
-                <w:color w:val="1a1d26"/>
-                <w:sz w:val="15"/>
-                <w:szCs w:val="15"/>
-                <w:rFonts w:ascii="Georgia" w:cs="Georgia" w:eastAsia="Georgia" w:hAnsi="Georgia"/>
-              </w:rPr>
-              <w:t xml:space="preserve">Song 12 (current build)</w:t>
+              <w:t xml:space="preserve">Song 5 — the fan-account repost</w:t>
             </w:r>
           </w:p>
         </w:tc>

--- a/L5Y-Shot-List.docx
+++ b/L5Y-Shot-List.docx
@@ -93,7 +93,7 @@
           <w:szCs w:val="18"/>
           <w:rFonts w:ascii="Georgia" w:cs="Georgia" w:eastAsia="Georgia" w:hAnsi="Georgia"/>
         </w:rPr>
-        <w:t xml:space="preserve">Every filename says WHERE it plays, WHAT it is, and WHICH CAST, in this order:  S&lt;song&gt;-&lt;code&gt;-&lt;what&gt;-&lt;CAST&gt;.&lt;ext&gt;   The cast tag is ML (Maegan &amp; Landon), AC (Andrew &amp; Charlie), or SHARED (one file serves both casts). The code (M1, M7b, V2…) is the part the system reads — never change it; the rest is for humans.</w:t>
+        <w:t xml:space="preserve">Every filename says WHERE it plays, WHAT it is, and WHICH CAST, in this order:  S&lt;song&gt;-&lt;code&gt;-&lt;what&gt;-&lt;CAST&gt;.&lt;ext&gt;   The cast tag is ML (Maegan &amp; Landon), AC (Andrew &amp; Charlie), or SHARED (one file serves both casts). The code (M2, M15, V2…) is the part the system reads — never change it; the rest is for humans.</w:t>
       </w:r>
     </w:p>
     <w:p>
@@ -118,7 +118,7 @@
           <w:szCs w:val="18"/>
           <w:rFonts w:ascii="Georgia" w:cs="Georgia" w:eastAsia="Georgia" w:hAnsi="Georgia"/>
         </w:rPr>
-        <w:t xml:space="preserve">S03-M1-pier-golden-hour-ML.jpg   S03-M1-pier-golden-hour-AC.jpg   S05-M12-dedication-for-cathy-SHARED.jpg   S07-V2-facetime-jamie-desk-ML.mp4   S07-V2-facetime-jamie-desk-AC.mp4</w:t>
+        <w:t xml:space="preserve">S01-M4-wedding-portrait-ML.jpg   S01-M4-wedding-portrait-AC.jpg   S06-M23-christmas-wallpaper-SHARED.jpg   S07-V2-facetime-jamie-desk-ML.mp4   S07-V2-facetime-jamie-desk-AC.mp4</w:t>
       </w:r>
     </w:p>
     <w:p>
@@ -209,7 +209,7 @@
           <w:szCs w:val="26"/>
           <w:rFonts w:ascii="Georgia" w:cs="Georgia" w:eastAsia="Georgia" w:hAnsi="Georgia"/>
         </w:rPr>
-        <w:t xml:space="preserve">SHOOT NOW — confirmed for the locked build</w:t>
+        <w:t xml:space="preserve">SHOOT — every photo and video the locked build needs</w:t>
       </w:r>
     </w:p>
     <w:tbl>
@@ -641,7 +641,7 @@
                 <w:szCs w:val="15"/>
                 <w:rFonts w:ascii="Georgia" w:cs="Georgia" w:eastAsia="Georgia" w:hAnsi="Georgia"/>
               </w:rPr>
-              <w:t xml:space="preserve">Song 1 — her lock screen, the first image of the show, behind everything she does that morning</w:t>
+              <w:t xml:space="preserve">Song 1 — her lock screen, the first image of the show; Song 10 and Song 14 — her lock screen again</w:t>
             </w:r>
           </w:p>
         </w:tc>
@@ -1373,7 +1373,7 @@
                 <w:szCs w:val="15"/>
                 <w:rFonts w:ascii="Georgia" w:cs="Georgia" w:eastAsia="Georgia" w:hAnsi="Georgia"/>
               </w:rPr>
-              <w:t xml:space="preserve">The two of them in wedding attire, classic portrait — the one they'd post. Attached to “married three weeks and 600 miles apart. worth it.”</w:t>
+              <w:t xml:space="preserve">The two of them in wedding attire, classic portrait — the one they'd post. Attached to “married three weeks and 600 miles apart. worth it.” It is also the card the feed rests on, full screen, when the memories return late in Song 1.</w:t>
             </w:r>
           </w:p>
         </w:tc>
@@ -1469,7 +1469,7 @@
                 <w:szCs w:val="15"/>
                 <w:rFonts w:ascii="Georgia" w:cs="Georgia" w:eastAsia="Georgia" w:hAnsi="Georgia"/>
               </w:rPr>
-              <w:t xml:space="preserve">Song 1 prologue — Facebook Memory, 2 years ago</w:t>
+              <w:t xml:space="preserve">Song 1 prologue — Facebook Memory, 2 years ago; and full-screen when the memories return</w:t>
             </w:r>
           </w:p>
         </w:tc>
@@ -1495,7 +1495,7 @@
                 <w:szCs w:val="17"/>
                 <w:rFonts w:ascii="Courier New" w:cs="Courier New" w:eastAsia="Courier New" w:hAnsi="Courier New"/>
               </w:rPr>
-              <w:t xml:space="preserve">M1</w:t>
+              <w:t xml:space="preserve">M23</w:t>
             </w:r>
           </w:p>
         </w:tc>
@@ -1519,20 +1519,7 @@
                 <w:szCs w:val="14"/>
                 <w:rFonts w:ascii="Courier New" w:cs="Courier New" w:eastAsia="Courier New" w:hAnsi="Courier New"/>
               </w:rPr>
-              <w:t xml:space="preserve">S03-M1-pier-golden-hour-ML.jpg</w:t>
-            </w:r>
-          </w:p>
-          <w:p>
-            <w:r>
-              <w:rPr>
-                <w:b w:val="false"/>
-                <w:bCs w:val="false"/>
-                <w:color w:val="8a6d10"/>
-                <w:sz w:val="14"/>
-                <w:szCs w:val="14"/>
-                <w:rFonts w:ascii="Courier New" w:cs="Courier New" w:eastAsia="Courier New" w:hAnsi="Courier New"/>
-              </w:rPr>
-              <w:t xml:space="preserve">S03-M1-pier-golden-hour-AC.jpg</w:t>
+              <w:t xml:space="preserve">S06-M23-christmas-wallpaper-SHARED.jpg</w:t>
             </w:r>
           </w:p>
         </w:tc>
@@ -1556,7 +1543,7 @@
                 <w:szCs w:val="15"/>
                 <w:rFonts w:ascii="Georgia" w:cs="Georgia" w:eastAsia="Georgia" w:hAnsi="Georgia"/>
               </w:rPr>
-              <w:t xml:space="preserve">The pier, golden hour</w:t>
+              <w:t xml:space="preserve">Christmas tree lights — Jamie's lock-screen wallpaper</w:t>
             </w:r>
           </w:p>
         </w:tc>
@@ -1580,395 +1567,7 @@
                 <w:szCs w:val="15"/>
                 <w:rFonts w:ascii="Georgia" w:cs="Georgia" w:eastAsia="Georgia" w:hAnsi="Georgia"/>
               </w:rPr>
-              <w:t xml:space="preserve">Jamie and Cathy on a pier by a river at golden hour — HER photo of his surprise visit (a selfie of the two, or set on a timer). This is her birthday post “look who made it to Ohio 🥰 best birthday present”.</w:t>
-            </w:r>
-          </w:p>
-        </w:tc>
-        <w:tc>
-          <w:tcPr>
-            <w:tcW w:type="pct" w:w="9%"/>
-            <w:tcMar>
-              <w:top w:type="dxa" w:w="60"/>
-              <w:left w:type="dxa" w:w="90"/>
-              <w:bottom w:type="dxa" w:w="60"/>
-              <w:right w:type="dxa" w:w="90"/>
-            </w:tcMar>
-          </w:tcPr>
-          <w:p>
-            <w:r>
-              <w:rPr>
-                <w:b w:val="false"/>
-                <w:bCs w:val="false"/>
-                <w:color w:val="1a1d26"/>
-                <w:sz w:val="15"/>
-                <w:szCs w:val="15"/>
-                <w:rFonts w:ascii="Georgia" w:cs="Georgia" w:eastAsia="Georgia" w:hAnsi="Georgia"/>
-              </w:rPr>
-              <w:t xml:space="preserve">Both</w:t>
-            </w:r>
-          </w:p>
-        </w:tc>
-        <w:tc>
-          <w:tcPr>
-            <w:tcW w:type="pct" w:w="9%"/>
-            <w:tcMar>
-              <w:top w:type="dxa" w:w="60"/>
-              <w:left w:type="dxa" w:w="90"/>
-              <w:bottom w:type="dxa" w:w="60"/>
-              <w:right w:type="dxa" w:w="90"/>
-            </w:tcMar>
-          </w:tcPr>
-          <w:p>
-            <w:r>
-              <w:rPr>
-                <w:b w:val="false"/>
-                <w:bCs w:val="false"/>
-                <w:color w:val="1a1d26"/>
-                <w:sz w:val="15"/>
-                <w:szCs w:val="15"/>
-                <w:rFonts w:ascii="Georgia" w:cs="Georgia" w:eastAsia="Georgia" w:hAnsi="Georgia"/>
-              </w:rPr>
-              <w:t xml:space="preserve">July 19, 2025 — Ohio, her birthday</w:t>
-            </w:r>
-          </w:p>
-        </w:tc>
-        <w:tc>
-          <w:tcPr>
-            <w:tcW w:type="pct" w:w="10%"/>
-            <w:tcMar>
-              <w:top w:type="dxa" w:w="60"/>
-              <w:left w:type="dxa" w:w="90"/>
-              <w:bottom w:type="dxa" w:w="60"/>
-              <w:right w:type="dxa" w:w="90"/>
-            </w:tcMar>
-          </w:tcPr>
-          <w:p>
-            <w:r>
-              <w:rPr>
-                <w:b w:val="false"/>
-                <w:bCs w:val="false"/>
-                <w:color w:val="1a1d26"/>
-                <w:sz w:val="15"/>
-                <w:szCs w:val="15"/>
-                <w:rFonts w:ascii="Georgia" w:cs="Georgia" w:eastAsia="Georgia" w:hAnsi="Georgia"/>
-              </w:rPr>
-              <w:t xml:space="preserve">4:3 landscape</w:t>
-            </w:r>
-          </w:p>
-        </w:tc>
-        <w:tc>
-          <w:tcPr>
-            <w:tcW w:type="pct" w:w="8%"/>
-            <w:tcMar>
-              <w:top w:type="dxa" w:w="60"/>
-              <w:left w:type="dxa" w:w="90"/>
-              <w:bottom w:type="dxa" w:w="60"/>
-              <w:right w:type="dxa" w:w="90"/>
-            </w:tcMar>
-          </w:tcPr>
-          <w:p>
-            <w:r>
-              <w:rPr>
-                <w:b w:val="false"/>
-                <w:bCs w:val="false"/>
-                <w:color w:val="1a1d26"/>
-                <w:sz w:val="15"/>
-                <w:szCs w:val="15"/>
-                <w:rFonts w:ascii="Georgia" w:cs="Georgia" w:eastAsia="Georgia" w:hAnsi="Georgia"/>
-              </w:rPr>
-              <w:t xml:space="preserve">Song 3 — the birthday post as she makes it (July 19, 2025)</w:t>
-            </w:r>
-          </w:p>
-        </w:tc>
-      </w:tr>
-      <w:tr>
-        <w:tc>
-          <w:tcPr>
-            <w:tcW w:type="pct" w:w="6%"/>
-            <w:tcMar>
-              <w:top w:type="dxa" w:w="60"/>
-              <w:left w:type="dxa" w:w="90"/>
-              <w:bottom w:type="dxa" w:w="60"/>
-              <w:right w:type="dxa" w:w="90"/>
-            </w:tcMar>
-          </w:tcPr>
-          <w:p>
-            <w:r>
-              <w:rPr>
-                <w:b/>
-                <w:bCs/>
-                <w:color w:val="1a1d26"/>
-                <w:sz w:val="17"/>
-                <w:szCs w:val="17"/>
-                <w:rFonts w:ascii="Courier New" w:cs="Courier New" w:eastAsia="Courier New" w:hAnsi="Courier New"/>
-              </w:rPr>
-              <w:t xml:space="preserve">M12</w:t>
-            </w:r>
-          </w:p>
-        </w:tc>
-        <w:tc>
-          <w:tcPr>
-            <w:tcW w:type="pct" w:w="12%"/>
-            <w:tcMar>
-              <w:top w:type="dxa" w:w="60"/>
-              <w:left w:type="dxa" w:w="90"/>
-              <w:bottom w:type="dxa" w:w="60"/>
-              <w:right w:type="dxa" w:w="90"/>
-            </w:tcMar>
-          </w:tcPr>
-          <w:p>
-            <w:r>
-              <w:rPr>
-                <w:b w:val="false"/>
-                <w:bCs w:val="false"/>
-                <w:color w:val="8a6d10"/>
-                <w:sz w:val="14"/>
-                <w:szCs w:val="14"/>
-                <w:rFonts w:ascii="Courier New" w:cs="Courier New" w:eastAsia="Courier New" w:hAnsi="Courier New"/>
-              </w:rPr>
-              <w:t xml:space="preserve">S05-M12-dedication-for-cathy-SHARED.jpg</w:t>
-            </w:r>
-          </w:p>
-        </w:tc>
-        <w:tc>
-          <w:tcPr>
-            <w:tcW w:type="pct" w:w="14%"/>
-            <w:tcMar>
-              <w:top w:type="dxa" w:w="60"/>
-              <w:left w:type="dxa" w:w="90"/>
-              <w:bottom w:type="dxa" w:w="60"/>
-              <w:right w:type="dxa" w:w="90"/>
-            </w:tcMar>
-          </w:tcPr>
-          <w:p>
-            <w:r>
-              <w:rPr>
-                <w:b/>
-                <w:bCs/>
-                <w:color w:val="1a1d26"/>
-                <w:sz w:val="15"/>
-                <w:szCs w:val="15"/>
-                <w:rFonts w:ascii="Georgia" w:cs="Georgia" w:eastAsia="Georgia" w:hAnsi="Georgia"/>
-              </w:rPr>
-              <w:t xml:space="preserve">The dedication page — “For Cathy”</w:t>
-            </w:r>
-          </w:p>
-        </w:tc>
-        <w:tc>
-          <w:tcPr>
-            <w:tcW w:type="pct" w:w="32%"/>
-            <w:tcMar>
-              <w:top w:type="dxa" w:w="60"/>
-              <w:left w:type="dxa" w:w="90"/>
-              <w:bottom w:type="dxa" w:w="60"/>
-              <w:right w:type="dxa" w:w="90"/>
-            </w:tcMar>
-          </w:tcPr>
-          <w:p>
-            <w:r>
-              <w:rPr>
-                <w:b w:val="false"/>
-                <w:bCs w:val="false"/>
-                <w:color w:val="1a1d26"/>
-                <w:sz w:val="15"/>
-                <w:szCs w:val="15"/>
-                <w:rFonts w:ascii="Georgia" w:cs="Georgia" w:eastAsia="Georgia" w:hAnsi="Georgia"/>
-              </w:rPr>
-              <w:t xml:space="preserve">A photo of a real printed book page reading only “For Cathy” — a reader's snapshot, slightly angled, real paper texture. No people, so ONE file serves both casts.</w:t>
-            </w:r>
-          </w:p>
-        </w:tc>
-        <w:tc>
-          <w:tcPr>
-            <w:tcW w:type="pct" w:w="9%"/>
-            <w:tcMar>
-              <w:top w:type="dxa" w:w="60"/>
-              <w:left w:type="dxa" w:w="90"/>
-              <w:bottom w:type="dxa" w:w="60"/>
-              <w:right w:type="dxa" w:w="90"/>
-            </w:tcMar>
-          </w:tcPr>
-          <w:p>
-            <w:r>
-              <w:rPr>
-                <w:b w:val="false"/>
-                <w:bCs w:val="false"/>
-                <w:color w:val="1a1d26"/>
-                <w:sz w:val="15"/>
-                <w:szCs w:val="15"/>
-                <w:rFonts w:ascii="Georgia" w:cs="Georgia" w:eastAsia="Georgia" w:hAnsi="Georgia"/>
-              </w:rPr>
-              <w:t xml:space="preserve">None (shared)</w:t>
-            </w:r>
-          </w:p>
-        </w:tc>
-        <w:tc>
-          <w:tcPr>
-            <w:tcW w:type="pct" w:w="9%"/>
-            <w:tcMar>
-              <w:top w:type="dxa" w:w="60"/>
-              <w:left w:type="dxa" w:w="90"/>
-              <w:bottom w:type="dxa" w:w="60"/>
-              <w:right w:type="dxa" w:w="90"/>
-            </w:tcMar>
-          </w:tcPr>
-          <w:p>
-            <w:r>
-              <w:rPr>
-                <w:b w:val="false"/>
-                <w:bCs w:val="false"/>
-                <w:color w:val="1a1d26"/>
-                <w:sz w:val="15"/>
-                <w:szCs w:val="15"/>
-                <w:rFonts w:ascii="Georgia" w:cs="Georgia" w:eastAsia="Georgia" w:hAnsi="Georgia"/>
-              </w:rPr>
-              <w:t xml:space="preserve">—</w:t>
-            </w:r>
-          </w:p>
-        </w:tc>
-        <w:tc>
-          <w:tcPr>
-            <w:tcW w:type="pct" w:w="10%"/>
-            <w:tcMar>
-              <w:top w:type="dxa" w:w="60"/>
-              <w:left w:type="dxa" w:w="90"/>
-              <w:bottom w:type="dxa" w:w="60"/>
-              <w:right w:type="dxa" w:w="90"/>
-            </w:tcMar>
-          </w:tcPr>
-          <w:p>
-            <w:r>
-              <w:rPr>
-                <w:b w:val="false"/>
-                <w:bCs w:val="false"/>
-                <w:color w:val="1a1d26"/>
-                <w:sz w:val="15"/>
-                <w:szCs w:val="15"/>
-                <w:rFonts w:ascii="Georgia" w:cs="Georgia" w:eastAsia="Georgia" w:hAnsi="Georgia"/>
-              </w:rPr>
-              <w:t xml:space="preserve">4:5 portrait, close</w:t>
-            </w:r>
-          </w:p>
-        </w:tc>
-        <w:tc>
-          <w:tcPr>
-            <w:tcW w:type="pct" w:w="8%"/>
-            <w:tcMar>
-              <w:top w:type="dxa" w:w="60"/>
-              <w:left w:type="dxa" w:w="90"/>
-              <w:bottom w:type="dxa" w:w="60"/>
-              <w:right w:type="dxa" w:w="90"/>
-            </w:tcMar>
-          </w:tcPr>
-          <w:p>
-            <w:r>
-              <w:rPr>
-                <w:b w:val="false"/>
-                <w:bCs w:val="false"/>
-                <w:color w:val="1a1d26"/>
-                <w:sz w:val="15"/>
-                <w:szCs w:val="15"/>
-                <w:rFonts w:ascii="Georgia" w:cs="Georgia" w:eastAsia="Georgia" w:hAnsi="Georgia"/>
-              </w:rPr>
-              <w:t xml:space="preserve">Song 5 — a reader photographed the dedication page</w:t>
-            </w:r>
-          </w:p>
-        </w:tc>
-      </w:tr>
-      <w:tr>
-        <w:tc>
-          <w:tcPr>
-            <w:tcW w:type="pct" w:w="6%"/>
-            <w:tcMar>
-              <w:top w:type="dxa" w:w="60"/>
-              <w:left w:type="dxa" w:w="90"/>
-              <w:bottom w:type="dxa" w:w="60"/>
-              <w:right w:type="dxa" w:w="90"/>
-            </w:tcMar>
-          </w:tcPr>
-          <w:p>
-            <w:r>
-              <w:rPr>
-                <w:b/>
-                <w:bCs/>
-                <w:color w:val="1a1d26"/>
-                <w:sz w:val="17"/>
-                <w:szCs w:val="17"/>
-                <w:rFonts w:ascii="Courier New" w:cs="Courier New" w:eastAsia="Courier New" w:hAnsi="Courier New"/>
-              </w:rPr>
-              <w:t xml:space="preserve">M23</w:t>
-            </w:r>
-          </w:p>
-        </w:tc>
-        <w:tc>
-          <w:tcPr>
-            <w:tcW w:type="pct" w:w="12%"/>
-            <w:tcMar>
-              <w:top w:type="dxa" w:w="60"/>
-              <w:left w:type="dxa" w:w="90"/>
-              <w:bottom w:type="dxa" w:w="60"/>
-              <w:right w:type="dxa" w:w="90"/>
-            </w:tcMar>
-          </w:tcPr>
-          <w:p>
-            <w:r>
-              <w:rPr>
-                <w:b w:val="false"/>
-                <w:bCs w:val="false"/>
-                <w:color w:val="8a6d10"/>
-                <w:sz w:val="14"/>
-                <w:szCs w:val="14"/>
-                <w:rFonts w:ascii="Courier New" w:cs="Courier New" w:eastAsia="Courier New" w:hAnsi="Courier New"/>
-              </w:rPr>
-              <w:t xml:space="preserve">S06-M23-christmas-wallpaper-SHARED.jpg</w:t>
-            </w:r>
-          </w:p>
-        </w:tc>
-        <w:tc>
-          <w:tcPr>
-            <w:tcW w:type="pct" w:w="14%"/>
-            <w:tcMar>
-              <w:top w:type="dxa" w:w="60"/>
-              <w:left w:type="dxa" w:w="90"/>
-              <w:bottom w:type="dxa" w:w="60"/>
-              <w:right w:type="dxa" w:w="90"/>
-            </w:tcMar>
-          </w:tcPr>
-          <w:p>
-            <w:r>
-              <w:rPr>
-                <w:b/>
-                <w:bCs/>
-                <w:color w:val="1a1d26"/>
-                <w:sz w:val="15"/>
-                <w:szCs w:val="15"/>
-                <w:rFonts w:ascii="Georgia" w:cs="Georgia" w:eastAsia="Georgia" w:hAnsi="Georgia"/>
-              </w:rPr>
-              <w:t xml:space="preserve">Christmas tree lights — Jamie's lock-screen wallpaper</w:t>
-            </w:r>
-          </w:p>
-        </w:tc>
-        <w:tc>
-          <w:tcPr>
-            <w:tcW w:type="pct" w:w="32%"/>
-            <w:tcMar>
-              <w:top w:type="dxa" w:w="60"/>
-              <w:left w:type="dxa" w:w="90"/>
-              <w:bottom w:type="dxa" w:w="60"/>
-              <w:right w:type="dxa" w:w="90"/>
-            </w:tcMar>
-          </w:tcPr>
-          <w:p>
-            <w:r>
-              <w:rPr>
-                <w:b w:val="false"/>
-                <w:bCs w:val="false"/>
-                <w:color w:val="1a1d26"/>
-                <w:sz w:val="15"/>
-                <w:szCs w:val="15"/>
-                <w:rFonts w:ascii="Georgia" w:cs="Georgia" w:eastAsia="Georgia" w:hAnsi="Georgia"/>
-              </w:rPr>
-              <w:t xml:space="preserve">Tree lights, bokeh, warm — no people needed, so ONE file serves both casts (unless you want the couple in it; then shoot per cast).</w:t>
+              <w:t xml:space="preserve">Tree lights, bokeh, warm — no people needed, so ONE file serves both casts (unless you want the couple in it; then shoot per cast and name it ML / AC).</w:t>
             </w:r>
           </w:p>
         </w:tc>
@@ -2290,7 +1889,7 @@
           <w:szCs w:val="26"/>
           <w:rFonts w:ascii="Georgia" w:cs="Georgia" w:eastAsia="Georgia" w:hAnsi="Georgia"/>
         </w:rPr>
-        <w:t xml:space="preserve">CONFIRM — waits on one Song 5 answer (party album)</w:t>
+        <w:t xml:space="preserve">CUT (Sept 18) — do NOT shoot</w:t>
       </w:r>
     </w:p>
     <w:tbl>
@@ -2322,7 +1921,7 @@
         <w:tc>
           <w:tcPr>
             <w:tcW w:type="pct" w:w="6%"/>
-            <w:shd w:fill="faf3dc" w:val="clear"/>
+            <w:shd w:fill="f4e4e4" w:val="clear"/>
             <w:tcMar>
               <w:top w:type="dxa" w:w="60"/>
               <w:left w:type="dxa" w:w="90"/>
@@ -2347,7 +1946,7 @@
         <w:tc>
           <w:tcPr>
             <w:tcW w:type="pct" w:w="12%"/>
-            <w:shd w:fill="faf3dc" w:val="clear"/>
+            <w:shd w:fill="f4e4e4" w:val="clear"/>
             <w:tcMar>
               <w:top w:type="dxa" w:w="60"/>
               <w:left w:type="dxa" w:w="90"/>
@@ -2372,7 +1971,7 @@
         <w:tc>
           <w:tcPr>
             <w:tcW w:type="pct" w:w="14%"/>
-            <w:shd w:fill="faf3dc" w:val="clear"/>
+            <w:shd w:fill="f4e4e4" w:val="clear"/>
             <w:tcMar>
               <w:top w:type="dxa" w:w="60"/>
               <w:left w:type="dxa" w:w="90"/>
@@ -2397,7 +1996,7 @@
         <w:tc>
           <w:tcPr>
             <w:tcW w:type="pct" w:w="32%"/>
-            <w:shd w:fill="faf3dc" w:val="clear"/>
+            <w:shd w:fill="f4e4e4" w:val="clear"/>
             <w:tcMar>
               <w:top w:type="dxa" w:w="60"/>
               <w:left w:type="dxa" w:w="90"/>
@@ -2422,7 +2021,7 @@
         <w:tc>
           <w:tcPr>
             <w:tcW w:type="pct" w:w="9%"/>
-            <w:shd w:fill="faf3dc" w:val="clear"/>
+            <w:shd w:fill="f4e4e4" w:val="clear"/>
             <w:tcMar>
               <w:top w:type="dxa" w:w="60"/>
               <w:left w:type="dxa" w:w="90"/>
@@ -2447,7 +2046,7 @@
         <w:tc>
           <w:tcPr>
             <w:tcW w:type="pct" w:w="9%"/>
-            <w:shd w:fill="faf3dc" w:val="clear"/>
+            <w:shd w:fill="f4e4e4" w:val="clear"/>
             <w:tcMar>
               <w:top w:type="dxa" w:w="60"/>
               <w:left w:type="dxa" w:w="90"/>
@@ -2472,7 +2071,7 @@
         <w:tc>
           <w:tcPr>
             <w:tcW w:type="pct" w:w="10%"/>
-            <w:shd w:fill="faf3dc" w:val="clear"/>
+            <w:shd w:fill="f4e4e4" w:val="clear"/>
             <w:tcMar>
               <w:top w:type="dxa" w:w="60"/>
               <w:left w:type="dxa" w:w="90"/>
@@ -2497,7 +2096,7 @@
         <w:tc>
           <w:tcPr>
             <w:tcW w:type="pct" w:w="8%"/>
-            <w:shd w:fill="faf3dc" w:val="clear"/>
+            <w:shd w:fill="f4e4e4" w:val="clear"/>
             <w:tcMar>
               <w:top w:type="dxa" w:w="60"/>
               <w:left w:type="dxa" w:w="90"/>
@@ -2541,7 +2140,7 @@
                 <w:szCs w:val="17"/>
                 <w:rFonts w:ascii="Courier New" w:cs="Courier New" w:eastAsia="Courier New" w:hAnsi="Courier New"/>
               </w:rPr>
-              <w:t xml:space="preserve">M7</w:t>
+              <w:t xml:space="preserve">M1</w:t>
             </w:r>
           </w:p>
         </w:tc>
@@ -2565,20 +2164,7 @@
                 <w:szCs w:val="14"/>
                 <w:rFonts w:ascii="Courier New" w:cs="Courier New" w:eastAsia="Courier New" w:hAnsi="Courier New"/>
               </w:rPr>
-              <w:t xml:space="preserve">S05-M7-party-cathy-at-edge-ML.jpg</w:t>
-            </w:r>
-          </w:p>
-          <w:p>
-            <w:r>
-              <w:rPr>
-                <w:b w:val="false"/>
-                <w:bCs w:val="false"/>
-                <w:color w:val="8a6d10"/>
-                <w:sz w:val="14"/>
-                <w:szCs w:val="14"/>
-                <w:rFonts w:ascii="Courier New" w:cs="Courier New" w:eastAsia="Courier New" w:hAnsi="Courier New"/>
-              </w:rPr>
-              <w:t xml:space="preserve">S05-M7-party-cathy-at-edge-AC.jpg</w:t>
+              <w:t xml:space="preserve">— (nothing to upload)</w:t>
             </w:r>
           </w:p>
         </w:tc>
@@ -2602,7 +2188,7 @@
                 <w:szCs w:val="15"/>
                 <w:rFonts w:ascii="Georgia" w:cs="Georgia" w:eastAsia="Georgia" w:hAnsi="Georgia"/>
               </w:rPr>
-              <w:t xml:space="preserve">Publication party — Cathy at the frame's edge</w:t>
+              <w:t xml:space="preserve">The pier, golden hour (CUT Sept 18 — Song 3 has no phone for Cathy)</w:t>
             </w:r>
           </w:p>
         </w:tc>
@@ -2626,7 +2212,7 @@
                 <w:szCs w:val="15"/>
                 <w:rFonts w:ascii="Georgia" w:cs="Georgia" w:eastAsia="Georgia" w:hAnsi="Georgia"/>
               </w:rPr>
-              <w:t xml:space="preserve">A party/group shot at Jamie's book party: Jamie centered and lit, people around him, CATHY AT THE FAR EDGE of the frame, half in, clearly croppable out. Shoot wide so a re-crop that removes her still looks like a good photo.</w:t>
+              <w:t xml:space="preserve">Do not shoot. Song 3 is Jamie's calls only, by direction.</w:t>
             </w:r>
           </w:p>
         </w:tc>
@@ -2650,7 +2236,7 @@
                 <w:szCs w:val="15"/>
                 <w:rFonts w:ascii="Georgia" w:cs="Georgia" w:eastAsia="Georgia" w:hAnsi="Georgia"/>
               </w:rPr>
-              <w:t xml:space="preserve">Jamie centered, Cathy at the edge, others</w:t>
+              <w:t xml:space="preserve">—</w:t>
             </w:r>
           </w:p>
         </w:tc>
@@ -2674,7 +2260,7 @@
                 <w:szCs w:val="15"/>
                 <w:rFonts w:ascii="Georgia" w:cs="Georgia" w:eastAsia="Georgia" w:hAnsi="Georgia"/>
               </w:rPr>
-              <w:t xml:space="preserve">March 2025</w:t>
+              <w:t xml:space="preserve">—</w:t>
             </w:r>
           </w:p>
         </w:tc>
@@ -2698,7 +2284,7 @@
                 <w:szCs w:val="15"/>
                 <w:rFonts w:ascii="Georgia" w:cs="Georgia" w:eastAsia="Georgia" w:hAnsi="Georgia"/>
               </w:rPr>
-              <w:t xml:space="preserve">4:3 landscape, wide enough to crop (see M7b)</w:t>
+              <w:t xml:space="preserve">—</w:t>
             </w:r>
           </w:p>
         </w:tc>
@@ -2722,7 +2308,7 @@
                 <w:szCs w:val="15"/>
                 <w:rFonts w:ascii="Georgia" w:cs="Georgia" w:eastAsia="Georgia" w:hAnsi="Georgia"/>
               </w:rPr>
-              <w:t xml:space="preserve">Song 5 — “Publication party! Tagged: Jamie Wellerstein and guest”</w:t>
+              <w:t xml:space="preserve">— (was Song 3's birthday post)</w:t>
             </w:r>
           </w:p>
         </w:tc>
@@ -2748,7 +2334,7 @@
                 <w:szCs w:val="17"/>
                 <w:rFonts w:ascii="Courier New" w:cs="Courier New" w:eastAsia="Courier New" w:hAnsi="Courier New"/>
               </w:rPr>
-              <w:t xml:space="preserve">M7b</w:t>
+              <w:t xml:space="preserve">M7</w:t>
             </w:r>
           </w:p>
         </w:tc>
@@ -2772,9 +2358,190 @@
                 <w:szCs w:val="14"/>
                 <w:rFonts w:ascii="Courier New" w:cs="Courier New" w:eastAsia="Courier New" w:hAnsi="Courier New"/>
               </w:rPr>
-              <w:t xml:space="preserve">S05-M7b-party-recropped-ML.jpg</w:t>
-            </w:r>
-          </w:p>
+              <w:t xml:space="preserve">— (nothing to upload)</w:t>
+            </w:r>
+          </w:p>
+        </w:tc>
+        <w:tc>
+          <w:tcPr>
+            <w:tcW w:type="pct" w:w="14%"/>
+            <w:tcMar>
+              <w:top w:type="dxa" w:w="60"/>
+              <w:left w:type="dxa" w:w="90"/>
+              <w:bottom w:type="dxa" w:w="60"/>
+              <w:right w:type="dxa" w:w="90"/>
+            </w:tcMar>
+          </w:tcPr>
+          <w:p>
+            <w:r>
+              <w:rPr>
+                <w:b/>
+                <w:bCs/>
+                <w:color w:val="1a1d26"/>
+                <w:sz w:val="15"/>
+                <w:szCs w:val="15"/>
+                <w:rFonts w:ascii="Georgia" w:cs="Georgia" w:eastAsia="Georgia" w:hAnsi="Georgia"/>
+              </w:rPr>
+              <w:t xml:space="preserve">Publication party photo (CUT Sept 18 — Song 5 is the dedication only)</w:t>
+            </w:r>
+          </w:p>
+        </w:tc>
+        <w:tc>
+          <w:tcPr>
+            <w:tcW w:type="pct" w:w="32%"/>
+            <w:tcMar>
+              <w:top w:type="dxa" w:w="60"/>
+              <w:left w:type="dxa" w:w="90"/>
+              <w:bottom w:type="dxa" w:w="60"/>
+              <w:right w:type="dxa" w:w="90"/>
+            </w:tcMar>
+          </w:tcPr>
+          <w:p>
+            <w:r>
+              <w:rPr>
+                <w:b w:val="false"/>
+                <w:bCs w:val="false"/>
+                <w:color w:val="1a1d26"/>
+                <w:sz w:val="15"/>
+                <w:szCs w:val="15"/>
+                <w:rFonts w:ascii="Georgia" w:cs="Georgia" w:eastAsia="Georgia" w:hAnsi="Georgia"/>
+              </w:rPr>
+              <w:t xml:space="preserve">Do not shoot. The party album is gone; Song 5 is one thing: the dedication page in Books.</w:t>
+            </w:r>
+          </w:p>
+        </w:tc>
+        <w:tc>
+          <w:tcPr>
+            <w:tcW w:type="pct" w:w="9%"/>
+            <w:tcMar>
+              <w:top w:type="dxa" w:w="60"/>
+              <w:left w:type="dxa" w:w="90"/>
+              <w:bottom w:type="dxa" w:w="60"/>
+              <w:right w:type="dxa" w:w="90"/>
+            </w:tcMar>
+          </w:tcPr>
+          <w:p>
+            <w:r>
+              <w:rPr>
+                <w:b w:val="false"/>
+                <w:bCs w:val="false"/>
+                <w:color w:val="1a1d26"/>
+                <w:sz w:val="15"/>
+                <w:szCs w:val="15"/>
+                <w:rFonts w:ascii="Georgia" w:cs="Georgia" w:eastAsia="Georgia" w:hAnsi="Georgia"/>
+              </w:rPr>
+              <w:t xml:space="preserve">—</w:t>
+            </w:r>
+          </w:p>
+        </w:tc>
+        <w:tc>
+          <w:tcPr>
+            <w:tcW w:type="pct" w:w="9%"/>
+            <w:tcMar>
+              <w:top w:type="dxa" w:w="60"/>
+              <w:left w:type="dxa" w:w="90"/>
+              <w:bottom w:type="dxa" w:w="60"/>
+              <w:right w:type="dxa" w:w="90"/>
+            </w:tcMar>
+          </w:tcPr>
+          <w:p>
+            <w:r>
+              <w:rPr>
+                <w:b w:val="false"/>
+                <w:bCs w:val="false"/>
+                <w:color w:val="1a1d26"/>
+                <w:sz w:val="15"/>
+                <w:szCs w:val="15"/>
+                <w:rFonts w:ascii="Georgia" w:cs="Georgia" w:eastAsia="Georgia" w:hAnsi="Georgia"/>
+              </w:rPr>
+              <w:t xml:space="preserve">—</w:t>
+            </w:r>
+          </w:p>
+        </w:tc>
+        <w:tc>
+          <w:tcPr>
+            <w:tcW w:type="pct" w:w="10%"/>
+            <w:tcMar>
+              <w:top w:type="dxa" w:w="60"/>
+              <w:left w:type="dxa" w:w="90"/>
+              <w:bottom w:type="dxa" w:w="60"/>
+              <w:right w:type="dxa" w:w="90"/>
+            </w:tcMar>
+          </w:tcPr>
+          <w:p>
+            <w:r>
+              <w:rPr>
+                <w:b w:val="false"/>
+                <w:bCs w:val="false"/>
+                <w:color w:val="1a1d26"/>
+                <w:sz w:val="15"/>
+                <w:szCs w:val="15"/>
+                <w:rFonts w:ascii="Georgia" w:cs="Georgia" w:eastAsia="Georgia" w:hAnsi="Georgia"/>
+              </w:rPr>
+              <w:t xml:space="preserve">—</w:t>
+            </w:r>
+          </w:p>
+        </w:tc>
+        <w:tc>
+          <w:tcPr>
+            <w:tcW w:type="pct" w:w="8%"/>
+            <w:tcMar>
+              <w:top w:type="dxa" w:w="60"/>
+              <w:left w:type="dxa" w:w="90"/>
+              <w:bottom w:type="dxa" w:w="60"/>
+              <w:right w:type="dxa" w:w="90"/>
+            </w:tcMar>
+          </w:tcPr>
+          <w:p>
+            <w:r>
+              <w:rPr>
+                <w:b w:val="false"/>
+                <w:bCs w:val="false"/>
+                <w:color w:val="1a1d26"/>
+                <w:sz w:val="15"/>
+                <w:szCs w:val="15"/>
+                <w:rFonts w:ascii="Georgia" w:cs="Georgia" w:eastAsia="Georgia" w:hAnsi="Georgia"/>
+              </w:rPr>
+              <w:t xml:space="preserve">— (was Song 5's party album, with its re-crop M7b)</w:t>
+            </w:r>
+          </w:p>
+        </w:tc>
+      </w:tr>
+      <w:tr>
+        <w:tc>
+          <w:tcPr>
+            <w:tcW w:type="pct" w:w="6%"/>
+            <w:tcMar>
+              <w:top w:type="dxa" w:w="60"/>
+              <w:left w:type="dxa" w:w="90"/>
+              <w:bottom w:type="dxa" w:w="60"/>
+              <w:right w:type="dxa" w:w="90"/>
+            </w:tcMar>
+          </w:tcPr>
+          <w:p>
+            <w:r>
+              <w:rPr>
+                <w:b/>
+                <w:bCs/>
+                <w:color w:val="1a1d26"/>
+                <w:sz w:val="17"/>
+                <w:szCs w:val="17"/>
+                <w:rFonts w:ascii="Courier New" w:cs="Courier New" w:eastAsia="Courier New" w:hAnsi="Courier New"/>
+              </w:rPr>
+              <w:t xml:space="preserve">M12</w:t>
+            </w:r>
+          </w:p>
+        </w:tc>
+        <w:tc>
+          <w:tcPr>
+            <w:tcW w:type="pct" w:w="12%"/>
+            <w:tcMar>
+              <w:top w:type="dxa" w:w="60"/>
+              <w:left w:type="dxa" w:w="90"/>
+              <w:bottom w:type="dxa" w:w="60"/>
+              <w:right w:type="dxa" w:w="90"/>
+            </w:tcMar>
+          </w:tcPr>
           <w:p>
             <w:r>
               <w:rPr>
@@ -2785,7 +2552,7 @@
                 <w:szCs w:val="14"/>
                 <w:rFonts w:ascii="Courier New" w:cs="Courier New" w:eastAsia="Courier New" w:hAnsi="Courier New"/>
               </w:rPr>
-              <w:t xml:space="preserve">S05-M7b-party-recropped-AC.jpg</w:t>
+              <w:t xml:space="preserve">— (nothing to upload)</w:t>
             </w:r>
           </w:p>
         </w:tc>
@@ -2809,7 +2576,7 @@
                 <w:szCs w:val="15"/>
                 <w:rFonts w:ascii="Georgia" w:cs="Georgia" w:eastAsia="Georgia" w:hAnsi="Georgia"/>
               </w:rPr>
-              <w:t xml:space="preserve">The same photo, re-cropped — Cathy gone</w:t>
+              <w:t xml:space="preserve">Photo of the dedication page (CUT Sept 18 — rendered in Apple Books instead)</w:t>
             </w:r>
           </w:p>
         </w:tc>
@@ -2833,7 +2600,7 @@
                 <w:szCs w:val="15"/>
                 <w:rFonts w:ascii="Georgia" w:cs="Georgia" w:eastAsia="Georgia" w:hAnsi="Georgia"/>
               </w:rPr>
-              <w:t xml:space="preserve">I produce this from M7 by cropping her out. Nothing to shoot; just make sure M7 has room to crop.</w:t>
+              <w:t xml:space="preserve">Do not shoot. The engine renders the page in Books on her phone: “For Cathy.” No photo needed.</w:t>
             </w:r>
           </w:p>
         </w:tc>
@@ -2905,7 +2672,7 @@
                 <w:szCs w:val="15"/>
                 <w:rFonts w:ascii="Georgia" w:cs="Georgia" w:eastAsia="Georgia" w:hAnsi="Georgia"/>
               </w:rPr>
-              <w:t xml:space="preserve">derived from M7 — DO NOT SHOOT</w:t>
+              <w:t xml:space="preserve">—</w:t>
             </w:r>
           </w:p>
         </w:tc>
@@ -2929,7 +2696,7 @@
                 <w:szCs w:val="15"/>
                 <w:rFonts w:ascii="Georgia" w:cs="Georgia" w:eastAsia="Georgia" w:hAnsi="Georgia"/>
               </w:rPr>
-              <w:t xml:space="preserve">Song 5 — the fan-account repost</w:t>
+              <w:t xml:space="preserve">— (Song 5's dedication is drawn, not photographed)</w:t>
             </w:r>
           </w:p>
         </w:tc>

--- a/L5Y-Shot-List.docx
+++ b/L5Y-Shot-List.docx
@@ -641,7 +641,7 @@
                 <w:szCs w:val="15"/>
                 <w:rFonts w:ascii="Georgia" w:cs="Georgia" w:eastAsia="Georgia" w:hAnsi="Georgia"/>
               </w:rPr>
-              <w:t xml:space="preserve">Song 1 — her lock screen, the first image of the show; Song 10 and Song 14 — her lock screen again</w:t>
+              <w:t xml:space="preserve">Songs 1, 10, 14 — her lock screen (and the falling-pages loop)</w:t>
             </w:r>
           </w:p>
         </w:tc>
@@ -848,7 +848,7 @@
                 <w:szCs w:val="15"/>
                 <w:rFonts w:ascii="Georgia" w:cs="Georgia" w:eastAsia="Georgia" w:hAnsi="Georgia"/>
               </w:rPr>
-              <w:t xml:space="preserve">Song 1 prologue — Facebook Memory, 4 years ago; and full-screen to close Song 1</w:t>
+              <w:t xml:space="preserve">Song 1 — Facebook Memory, 4 years ago (and the falling-pages loop)</w:t>
             </w:r>
           </w:p>
         </w:tc>
@@ -1055,7 +1055,7 @@
                 <w:szCs w:val="15"/>
                 <w:rFonts w:ascii="Georgia" w:cs="Georgia" w:eastAsia="Georgia" w:hAnsi="Georgia"/>
               </w:rPr>
-              <w:t xml:space="preserve">Song 1 prologue — Facebook Memory, 3 years ago</w:t>
+              <w:t xml:space="preserve">Song 1 — Facebook Memory, 3 years ago (and the falling-pages loop)</w:t>
             </w:r>
           </w:p>
         </w:tc>
@@ -1105,7 +1105,7 @@
                 <w:szCs w:val="14"/>
                 <w:rFonts w:ascii="Courier New" w:cs="Courier New" w:eastAsia="Courier New" w:hAnsi="Courier New"/>
               </w:rPr>
-              <w:t xml:space="preserve">S01-M2-ohio-cast-day-one-ML.jpg</w:t>
+              <w:t xml:space="preserve">S01-M2-jamie-cathy-bear-ML.jpg</w:t>
             </w:r>
           </w:p>
           <w:p>
@@ -1118,7 +1118,7 @@
                 <w:szCs w:val="14"/>
                 <w:rFonts w:ascii="Courier New" w:cs="Courier New" w:eastAsia="Courier New" w:hAnsi="Courier New"/>
               </w:rPr>
-              <w:t xml:space="preserve">S01-M2-ohio-cast-day-one-AC.jpg</w:t>
+              <w:t xml:space="preserve">S01-M2-jamie-cathy-bear-AC.jpg</w:t>
             </w:r>
           </w:p>
         </w:tc>
@@ -1142,7 +1142,7 @@
                 <w:szCs w:val="15"/>
                 <w:rFonts w:ascii="Georgia" w:cs="Georgia" w:eastAsia="Georgia" w:hAnsi="Georgia"/>
               </w:rPr>
-              <w:t xml:space="preserve">Ohio cast photo, day one — no Jamie</w:t>
+              <w:t xml:space="preserve">Jamie giving Cathy the bear</w:t>
             </w:r>
           </w:p>
         </w:tc>
@@ -1166,7 +1166,7 @@
                 <w:szCs w:val="15"/>
                 <w:rFonts w:ascii="Georgia" w:cs="Georgia" w:eastAsia="Georgia" w:hAnsi="Georgia"/>
               </w:rPr>
-              <w:t xml:space="preserve">Cathy with her summer-stock castmates on the first day in Ohio, 2025 — a group/company photo, theater lobby or rehearsal room. Jamie is NOT in it; that is the point. Attached to “Ohio, round two. day one 🎭”.</w:t>
+              <w:t xml:space="preserve">Jamie handing Cathy a teddy bear (or the bear on her pillow in the Ohio room, with him) — the Memory card she lands on at the end of Still Hurting. Caption on the card: “he drove me to Ohio and left a bear on the pillow 🧸”. Shoot both casts.</w:t>
             </w:r>
           </w:p>
         </w:tc>
@@ -1190,7 +1190,7 @@
                 <w:szCs w:val="15"/>
                 <w:rFonts w:ascii="Georgia" w:cs="Georgia" w:eastAsia="Georgia" w:hAnsi="Georgia"/>
               </w:rPr>
-              <w:t xml:space="preserve">Cathy + castmates (no Jamie)</w:t>
+              <w:t xml:space="preserve">Both (the bear in frame)</w:t>
             </w:r>
           </w:p>
         </w:tc>
@@ -1214,7 +1214,7 @@
                 <w:szCs w:val="15"/>
                 <w:rFonts w:ascii="Georgia" w:cs="Georgia" w:eastAsia="Georgia" w:hAnsi="Georgia"/>
               </w:rPr>
-              <w:t xml:space="preserve">June 12, 2025 — Ohio, second summer</w:t>
+              <w:t xml:space="preserve">June · Year 4 (the second Ohio summer, day one)</w:t>
             </w:r>
           </w:p>
         </w:tc>
@@ -1262,7 +1262,7 @@
                 <w:szCs w:val="15"/>
                 <w:rFonts w:ascii="Georgia" w:cs="Georgia" w:eastAsia="Georgia" w:hAnsi="Georgia"/>
               </w:rPr>
-              <w:t xml:space="preserve">Song 1 prologue — Facebook Memory, 1 year ago (the card she is not ready for)</w:t>
+              <w:t xml:space="preserve">Song 1 — the last Memories card (and the falling-pages loop)</w:t>
             </w:r>
           </w:p>
         </w:tc>
@@ -1469,7 +1469,7 @@
                 <w:szCs w:val="15"/>
                 <w:rFonts w:ascii="Georgia" w:cs="Georgia" w:eastAsia="Georgia" w:hAnsi="Georgia"/>
               </w:rPr>
-              <w:t xml:space="preserve">Song 1 prologue — Facebook Memory, 2 years ago; and full-screen when the memories return</w:t>
+              <w:t xml:space="preserve">Song 1 — Facebook Memory, 2 years ago (and the falling-pages loop)</w:t>
             </w:r>
           </w:p>
         </w:tc>

--- a/L5Y-Shot-List.docx
+++ b/L5Y-Shot-List.docx
@@ -641,7 +641,214 @@
                 <w:szCs w:val="15"/>
                 <w:rFonts w:ascii="Georgia" w:cs="Georgia" w:eastAsia="Georgia" w:hAnsi="Georgia"/>
               </w:rPr>
-              <w:t xml:space="preserve">Songs 1, 10, 14 — her lock screen (and the falling-pages loop)</w:t>
+              <w:t xml:space="preserve">Songs 1, 10, 14 — her lock screen; AND his contact photo in HER phone: every avatar of Jamie (Messages row, thread header, calls, FaceTime)</w:t>
+            </w:r>
+          </w:p>
+        </w:tc>
+      </w:tr>
+      <w:tr>
+        <w:tc>
+          <w:tcPr>
+            <w:tcW w:type="pct" w:w="6%"/>
+            <w:tcMar>
+              <w:top w:type="dxa" w:w="60"/>
+              <w:left w:type="dxa" w:w="90"/>
+              <w:bottom w:type="dxa" w:w="60"/>
+              <w:right w:type="dxa" w:w="90"/>
+            </w:tcMar>
+          </w:tcPr>
+          <w:p>
+            <w:r>
+              <w:rPr>
+                <w:b/>
+                <w:bCs/>
+                <w:color w:val="1a1d26"/>
+                <w:sz w:val="17"/>
+                <w:szCs w:val="17"/>
+                <w:rFonts w:ascii="Courier New" w:cs="Courier New" w:eastAsia="Courier New" w:hAnsi="Courier New"/>
+              </w:rPr>
+              <w:t xml:space="preserve">M25</w:t>
+            </w:r>
+          </w:p>
+        </w:tc>
+        <w:tc>
+          <w:tcPr>
+            <w:tcW w:type="pct" w:w="12%"/>
+            <w:tcMar>
+              <w:top w:type="dxa" w:w="60"/>
+              <w:left w:type="dxa" w:w="90"/>
+              <w:bottom w:type="dxa" w:w="60"/>
+              <w:right w:type="dxa" w:w="90"/>
+            </w:tcMar>
+          </w:tcPr>
+          <w:p>
+            <w:r>
+              <w:rPr>
+                <w:b w:val="false"/>
+                <w:bCs w:val="false"/>
+                <w:color w:val="8a6d10"/>
+                <w:sz w:val="14"/>
+                <w:szCs w:val="14"/>
+                <w:rFonts w:ascii="Courier New" w:cs="Courier New" w:eastAsia="Courier New" w:hAnsi="Courier New"/>
+              </w:rPr>
+              <w:t xml:space="preserve">S02-M25-cathy-contact-photo-ML.jpg</w:t>
+            </w:r>
+          </w:p>
+          <w:p>
+            <w:r>
+              <w:rPr>
+                <w:b w:val="false"/>
+                <w:bCs w:val="false"/>
+                <w:color w:val="8a6d10"/>
+                <w:sz w:val="14"/>
+                <w:szCs w:val="14"/>
+                <w:rFonts w:ascii="Courier New" w:cs="Courier New" w:eastAsia="Courier New" w:hAnsi="Courier New"/>
+              </w:rPr>
+              <w:t xml:space="preserve">S02-M25-cathy-contact-photo-AC.jpg</w:t>
+            </w:r>
+          </w:p>
+        </w:tc>
+        <w:tc>
+          <w:tcPr>
+            <w:tcW w:type="pct" w:w="14%"/>
+            <w:tcMar>
+              <w:top w:type="dxa" w:w="60"/>
+              <w:left w:type="dxa" w:w="90"/>
+              <w:bottom w:type="dxa" w:w="60"/>
+              <w:right w:type="dxa" w:w="90"/>
+            </w:tcMar>
+          </w:tcPr>
+          <w:p>
+            <w:r>
+              <w:rPr>
+                <w:b/>
+                <w:bCs/>
+                <w:color w:val="1a1d26"/>
+                <w:sz w:val="15"/>
+                <w:szCs w:val="15"/>
+                <w:rFonts w:ascii="Georgia" w:cs="Georgia" w:eastAsia="Georgia" w:hAnsi="Georgia"/>
+              </w:rPr>
+              <w:t xml:space="preserve">Cathy — his contact photo of her</w:t>
+            </w:r>
+          </w:p>
+        </w:tc>
+        <w:tc>
+          <w:tcPr>
+            <w:tcW w:type="pct" w:w="32%"/>
+            <w:tcMar>
+              <w:top w:type="dxa" w:w="60"/>
+              <w:left w:type="dxa" w:w="90"/>
+              <w:bottom w:type="dxa" w:w="60"/>
+              <w:right w:type="dxa" w:w="90"/>
+            </w:tcMar>
+          </w:tcPr>
+          <w:p>
+            <w:r>
+              <w:rPr>
+                <w:b w:val="false"/>
+                <w:bCs w:val="false"/>
+                <w:color w:val="1a1d26"/>
+                <w:sz w:val="15"/>
+                <w:szCs w:val="15"/>
+                <w:rFonts w:ascii="Georgia" w:cs="Georgia" w:eastAsia="Georgia" w:hAnsi="Georgia"/>
+              </w:rPr>
+              <w:t xml:space="preserve">Cathy alone, candid, early-relationship (2021): the photo Jamie saved for her contact. Warm, close, looking near the camera. It is the avatar every time she appears in HIS phone — the Messages row, the thread header, her calls, Find My, FaceTime — and her Facebook avatar.</w:t>
+            </w:r>
+          </w:p>
+        </w:tc>
+        <w:tc>
+          <w:tcPr>
+            <w:tcW w:type="pct" w:w="9%"/>
+            <w:tcMar>
+              <w:top w:type="dxa" w:w="60"/>
+              <w:left w:type="dxa" w:w="90"/>
+              <w:bottom w:type="dxa" w:w="60"/>
+              <w:right w:type="dxa" w:w="90"/>
+            </w:tcMar>
+          </w:tcPr>
+          <w:p>
+            <w:r>
+              <w:rPr>
+                <w:b w:val="false"/>
+                <w:bCs w:val="false"/>
+                <w:color w:val="1a1d26"/>
+                <w:sz w:val="15"/>
+                <w:szCs w:val="15"/>
+                <w:rFonts w:ascii="Georgia" w:cs="Georgia" w:eastAsia="Georgia" w:hAnsi="Georgia"/>
+              </w:rPr>
+              <w:t xml:space="preserve">Cathy only</w:t>
+            </w:r>
+          </w:p>
+        </w:tc>
+        <w:tc>
+          <w:tcPr>
+            <w:tcW w:type="pct" w:w="9%"/>
+            <w:tcMar>
+              <w:top w:type="dxa" w:w="60"/>
+              <w:left w:type="dxa" w:w="90"/>
+              <w:bottom w:type="dxa" w:w="60"/>
+              <w:right w:type="dxa" w:w="90"/>
+            </w:tcMar>
+          </w:tcPr>
+          <w:p>
+            <w:r>
+              <w:rPr>
+                <w:b w:val="false"/>
+                <w:bCs w:val="false"/>
+                <w:color w:val="1a1d26"/>
+                <w:sz w:val="15"/>
+                <w:szCs w:val="15"/>
+                <w:rFonts w:ascii="Georgia" w:cs="Georgia" w:eastAsia="Georgia" w:hAnsi="Georgia"/>
+              </w:rPr>
+              <w:t xml:space="preserve">September–October 2021</w:t>
+            </w:r>
+          </w:p>
+        </w:tc>
+        <w:tc>
+          <w:tcPr>
+            <w:tcW w:type="pct" w:w="10%"/>
+            <w:tcMar>
+              <w:top w:type="dxa" w:w="60"/>
+              <w:left w:type="dxa" w:w="90"/>
+              <w:bottom w:type="dxa" w:w="60"/>
+              <w:right w:type="dxa" w:w="90"/>
+            </w:tcMar>
+          </w:tcPr>
+          <w:p>
+            <w:r>
+              <w:rPr>
+                <w:b w:val="false"/>
+                <w:bCs w:val="false"/>
+                <w:color w:val="1a1d26"/>
+                <w:sz w:val="15"/>
+                <w:szCs w:val="15"/>
+                <w:rFonts w:ascii="Georgia" w:cs="Georgia" w:eastAsia="Georgia" w:hAnsi="Georgia"/>
+              </w:rPr>
+              <w:t xml:space="preserve">SQUARE (contact photo, 1:1 — a head-and-shoulders portrait, face centered; shoot 4:5 and we crop)</w:t>
+            </w:r>
+          </w:p>
+        </w:tc>
+        <w:tc>
+          <w:tcPr>
+            <w:tcW w:type="pct" w:w="8%"/>
+            <w:tcMar>
+              <w:top w:type="dxa" w:w="60"/>
+              <w:left w:type="dxa" w:w="90"/>
+              <w:bottom w:type="dxa" w:w="60"/>
+              <w:right w:type="dxa" w:w="90"/>
+            </w:tcMar>
+          </w:tcPr>
+          <w:p>
+            <w:r>
+              <w:rPr>
+                <w:b w:val="false"/>
+                <w:bCs w:val="false"/>
+                <w:color w:val="1a1d26"/>
+                <w:sz w:val="15"/>
+                <w:szCs w:val="15"/>
+                <w:rFonts w:ascii="Georgia" w:cs="Georgia" w:eastAsia="Georgia" w:hAnsi="Georgia"/>
+              </w:rPr>
+              <w:t xml:space="preserve">Every avatar of Cathy in his phone (songs 2, 4, 6, 9, 13) and her Facebook posts (song 1)</w:t>
             </w:r>
           </w:p>
         </w:tc>

--- a/L5Y-Shot-List.docx
+++ b/L5Y-Shot-List.docx
@@ -1373,7 +1373,7 @@
                 <w:szCs w:val="15"/>
                 <w:rFonts w:ascii="Georgia" w:cs="Georgia" w:eastAsia="Georgia" w:hAnsi="Georgia"/>
               </w:rPr>
-              <w:t xml:space="preserve">Jamie handing Cathy a teddy bear (or the bear on her pillow in the Ohio room, with him) — the Memory card she lands on at the end of Still Hurting. Caption on the card: “he drove me to Ohio and left a bear on the pillow 🧸”. Shoot both casts.</w:t>
+              <w:t xml:space="preserve">Jamie handing Cathy a teddy bear (or the bear on her pillow in the Ohio room, with him) — the Memory card she lands on at the end of Still Hurting. Caption on the card: “Ohio round 2 day 1”. Shoot both casts.</w:t>
             </w:r>
           </w:p>
         </w:tc>

--- a/L5Y-Shot-List.docx
+++ b/L5Y-Shot-List.docx
@@ -874,7 +874,7 @@
                 <w:szCs w:val="17"/>
                 <w:rFonts w:ascii="Courier New" w:cs="Courier New" w:eastAsia="Courier New" w:hAnsi="Courier New"/>
               </w:rPr>
-              <w:t xml:space="preserve">M15</w:t>
+              <w:t xml:space="preserve">M3a</w:t>
             </w:r>
           </w:p>
         </w:tc>
@@ -898,7 +898,7 @@
                 <w:szCs w:val="14"/>
                 <w:rFonts w:ascii="Courier New" w:cs="Courier New" w:eastAsia="Courier New" w:hAnsi="Courier New"/>
               </w:rPr>
-              <w:t xml:space="preserve">S01-M15-the-couch-nine-months-ML.jpg</w:t>
+              <w:t xml:space="preserve">S01-M3a-ring-rowboat-ML.jpg</w:t>
             </w:r>
           </w:p>
           <w:p>
@@ -911,7 +911,7 @@
                 <w:szCs w:val="14"/>
                 <w:rFonts w:ascii="Courier New" w:cs="Courier New" w:eastAsia="Courier New" w:hAnsi="Courier New"/>
               </w:rPr>
-              <w:t xml:space="preserve">S01-M15-the-couch-nine-months-AC.jpg</w:t>
+              <w:t xml:space="preserve">S01-M3a-ring-rowboat-AC.jpg</w:t>
             </w:r>
           </w:p>
         </w:tc>
@@ -935,7 +935,7 @@
                 <w:szCs w:val="15"/>
                 <w:rFonts w:ascii="Georgia" w:cs="Georgia" w:eastAsia="Georgia" w:hAnsi="Georgia"/>
               </w:rPr>
-              <w:t xml:space="preserve">The hideous couch — nine months in (the card that closes Song 1)</w:t>
+              <w:t xml:space="preserve">The ring, the rowboat</w:t>
             </w:r>
           </w:p>
         </w:tc>
@@ -959,7 +959,7 @@
                 <w:szCs w:val="15"/>
                 <w:rFonts w:ascii="Georgia" w:cs="Georgia" w:eastAsia="Georgia" w:hAnsi="Georgia"/>
               </w:rPr>
-              <w:t xml:space="preserve">The two of them on a genuinely ugly secondhand couch in the first apartment, deliriously happy — this is her “nine months in and our apartment has a name. it is called The Couch.” post, and it is the photo that fills the whole screen to close Song 1. Make it the best photo of the set.</w:t>
+              <w:t xml:space="preserve">The engagement: her hand with the ring in the foreground, the Central Park rowboat / water behind (or a rowboat-dock stand-in). Attached to “he asked. I said yes before he finished 💍”.</w:t>
             </w:r>
           </w:p>
         </w:tc>
@@ -983,7 +983,7 @@
                 <w:szCs w:val="15"/>
                 <w:rFonts w:ascii="Georgia" w:cs="Georgia" w:eastAsia="Georgia" w:hAnsi="Georgia"/>
               </w:rPr>
-              <w:t xml:space="preserve">Both</w:t>
+              <w:t xml:space="preserve">Cathy's hand + ring (Jamie optional, background)</w:t>
             </w:r>
           </w:p>
         </w:tc>
@@ -1007,7 +1007,7 @@
                 <w:szCs w:val="15"/>
                 <w:rFonts w:ascii="Georgia" w:cs="Georgia" w:eastAsia="Georgia" w:hAnsi="Georgia"/>
               </w:rPr>
-              <w:t xml:space="preserve">June 2022 — nine months in, the first apartment</w:t>
+              <w:t xml:space="preserve">June 12, 2023</w:t>
             </w:r>
           </w:p>
         </w:tc>
@@ -1031,7 +1031,7 @@
                 <w:szCs w:val="15"/>
                 <w:rFonts w:ascii="Georgia" w:cs="Georgia" w:eastAsia="Georgia" w:hAnsi="Georgia"/>
               </w:rPr>
-              <w:t xml:space="preserve">4:3 landscape</w:t>
+              <w:t xml:space="preserve">4:5 portrait</w:t>
             </w:r>
           </w:p>
         </w:tc>
@@ -1055,7 +1055,7 @@
                 <w:szCs w:val="15"/>
                 <w:rFonts w:ascii="Georgia" w:cs="Georgia" w:eastAsia="Georgia" w:hAnsi="Georgia"/>
               </w:rPr>
-              <w:t xml:space="preserve">Song 1 — Facebook Memory, 4 years ago (and the falling-pages loop)</w:t>
+              <w:t xml:space="preserve">Song 1 — Facebook Memory, 3 years ago (and the falling-pages loop)</w:t>
             </w:r>
           </w:p>
         </w:tc>
@@ -1081,7 +1081,7 @@
                 <w:szCs w:val="17"/>
                 <w:rFonts w:ascii="Courier New" w:cs="Courier New" w:eastAsia="Courier New" w:hAnsi="Courier New"/>
               </w:rPr>
-              <w:t xml:space="preserve">M3a</w:t>
+              <w:t xml:space="preserve">M26</w:t>
             </w:r>
           </w:p>
         </w:tc>
@@ -1105,7 +1105,7 @@
                 <w:szCs w:val="14"/>
                 <w:rFonts w:ascii="Courier New" w:cs="Courier New" w:eastAsia="Courier New" w:hAnsi="Courier New"/>
               </w:rPr>
-              <w:t xml:space="preserve">S01-M3a-ring-rowboat-ML.jpg</w:t>
+              <w:t xml:space="preserve">S01-M26-cathy-dressing-room-mirror-ML.jpg</w:t>
             </w:r>
           </w:p>
           <w:p>
@@ -1118,7 +1118,7 @@
                 <w:szCs w:val="14"/>
                 <w:rFonts w:ascii="Courier New" w:cs="Courier New" w:eastAsia="Courier New" w:hAnsi="Courier New"/>
               </w:rPr>
-              <w:t xml:space="preserve">S01-M3a-ring-rowboat-AC.jpg</w:t>
+              <w:t xml:space="preserve">S01-M26-cathy-dressing-room-mirror-AC.jpg</w:t>
             </w:r>
           </w:p>
         </w:tc>
@@ -1142,7 +1142,7 @@
                 <w:szCs w:val="15"/>
                 <w:rFonts w:ascii="Georgia" w:cs="Georgia" w:eastAsia="Georgia" w:hAnsi="Georgia"/>
               </w:rPr>
-              <w:t xml:space="preserve">The ring, the rowboat</w:t>
+              <w:t xml:space="preserve">Cathy in the dressing-room mirror</w:t>
             </w:r>
           </w:p>
         </w:tc>
@@ -1166,7 +1166,7 @@
                 <w:szCs w:val="15"/>
                 <w:rFonts w:ascii="Georgia" w:cs="Georgia" w:eastAsia="Georgia" w:hAnsi="Georgia"/>
               </w:rPr>
-              <w:t xml:space="preserve">The engagement: her hand with the ring in the foreground, the Central Park rowboat / water behind (or a rowboat-dock stand-in). Attached to “he asked. I said yes before he finished 💍”.</w:t>
+              <w:t xml:space="preserve">Cathy alone in a summer-stock dressing room, shot in the mirror (phone or a friend behind her): costume half-on, bulb lights, first day in Ohio, round two. Caption on the card: “Ohio round 2 day 1”. Shoot both casts.</w:t>
             </w:r>
           </w:p>
         </w:tc>
@@ -1190,7 +1190,7 @@
                 <w:szCs w:val="15"/>
                 <w:rFonts w:ascii="Georgia" w:cs="Georgia" w:eastAsia="Georgia" w:hAnsi="Georgia"/>
               </w:rPr>
-              <w:t xml:space="preserve">Cathy's hand + ring (Jamie optional, background)</w:t>
+              <w:t xml:space="preserve">Cathy only</w:t>
             </w:r>
           </w:p>
         </w:tc>
@@ -1214,7 +1214,7 @@
                 <w:szCs w:val="15"/>
                 <w:rFonts w:ascii="Georgia" w:cs="Georgia" w:eastAsia="Georgia" w:hAnsi="Georgia"/>
               </w:rPr>
-              <w:t xml:space="preserve">June 12, 2023</w:t>
+              <w:t xml:space="preserve">June · Year 4 (the second Ohio summer, day one)</w:t>
             </w:r>
           </w:p>
         </w:tc>
@@ -1262,7 +1262,7 @@
                 <w:szCs w:val="15"/>
                 <w:rFonts w:ascii="Georgia" w:cs="Georgia" w:eastAsia="Georgia" w:hAnsi="Georgia"/>
               </w:rPr>
-              <w:t xml:space="preserve">Song 1 — Facebook Memory, 3 years ago (and the falling-pages loop)</w:t>
+              <w:t xml:space="preserve">Song 1 — Facebook Memory, 1 year ago (the first card she sees)</w:t>
             </w:r>
           </w:p>
         </w:tc>
@@ -1373,7 +1373,7 @@
                 <w:szCs w:val="15"/>
                 <w:rFonts w:ascii="Georgia" w:cs="Georgia" w:eastAsia="Georgia" w:hAnsi="Georgia"/>
               </w:rPr>
-              <w:t xml:space="preserve">Jamie handing Cathy a teddy bear (or the bear on her pillow in the Ohio room, with him) — the Memory card she lands on at the end of Still Hurting. Caption on the card: “Ohio round 2 day 1”. Shoot both casts.</w:t>
+              <w:t xml:space="preserve">Jamie handing Cathy a teddy bear, nine months in — the first apartment, deliriously happy. The card that closes Song 1 (the last thing she looks at). Caption on the card: “nine months in. he brought a bear 🧸”. Shoot both casts.</w:t>
             </w:r>
           </w:p>
         </w:tc>
@@ -1421,7 +1421,7 @@
                 <w:szCs w:val="15"/>
                 <w:rFonts w:ascii="Georgia" w:cs="Georgia" w:eastAsia="Georgia" w:hAnsi="Georgia"/>
               </w:rPr>
-              <w:t xml:space="preserve">June · Year 4 (the second Ohio summer, day one)</w:t>
+              <w:t xml:space="preserve">June 2022 — nine months in</w:t>
             </w:r>
           </w:p>
         </w:tc>
@@ -1469,7 +1469,7 @@
                 <w:szCs w:val="15"/>
                 <w:rFonts w:ascii="Georgia" w:cs="Georgia" w:eastAsia="Georgia" w:hAnsi="Georgia"/>
               </w:rPr>
-              <w:t xml:space="preserve">Song 1 — the last Memories card (and the falling-pages loop)</w:t>
+              <w:t xml:space="preserve">Song 1 — Facebook Memory, 4 years ago (the last card; she stays on it)</w:t>
             </w:r>
           </w:p>
         </w:tc>
@@ -2322,6 +2322,200 @@
                 <w:rFonts w:ascii="Courier New" w:cs="Courier New" w:eastAsia="Courier New" w:hAnsi="Courier New"/>
               </w:rPr>
               <w:t xml:space="preserve">Appears in</w:t>
+            </w:r>
+          </w:p>
+        </w:tc>
+      </w:tr>
+      <w:tr>
+        <w:tc>
+          <w:tcPr>
+            <w:tcW w:type="pct" w:w="6%"/>
+            <w:tcMar>
+              <w:top w:type="dxa" w:w="60"/>
+              <w:left w:type="dxa" w:w="90"/>
+              <w:bottom w:type="dxa" w:w="60"/>
+              <w:right w:type="dxa" w:w="90"/>
+            </w:tcMar>
+          </w:tcPr>
+          <w:p>
+            <w:r>
+              <w:rPr>
+                <w:b/>
+                <w:bCs/>
+                <w:color w:val="1a1d26"/>
+                <w:sz w:val="17"/>
+                <w:szCs w:val="17"/>
+                <w:rFonts w:ascii="Courier New" w:cs="Courier New" w:eastAsia="Courier New" w:hAnsi="Courier New"/>
+              </w:rPr>
+              <w:t xml:space="preserve">M15</w:t>
+            </w:r>
+          </w:p>
+        </w:tc>
+        <w:tc>
+          <w:tcPr>
+            <w:tcW w:type="pct" w:w="12%"/>
+            <w:tcMar>
+              <w:top w:type="dxa" w:w="60"/>
+              <w:left w:type="dxa" w:w="90"/>
+              <w:bottom w:type="dxa" w:w="60"/>
+              <w:right w:type="dxa" w:w="90"/>
+            </w:tcMar>
+          </w:tcPr>
+          <w:p>
+            <w:r>
+              <w:rPr>
+                <w:b w:val="false"/>
+                <w:bCs w:val="false"/>
+                <w:color w:val="8a6d10"/>
+                <w:sz w:val="14"/>
+                <w:szCs w:val="14"/>
+                <w:rFonts w:ascii="Courier New" w:cs="Courier New" w:eastAsia="Courier New" w:hAnsi="Courier New"/>
+              </w:rPr>
+              <w:t xml:space="preserve">— (nothing to upload)</w:t>
+            </w:r>
+          </w:p>
+        </w:tc>
+        <w:tc>
+          <w:tcPr>
+            <w:tcW w:type="pct" w:w="14%"/>
+            <w:tcMar>
+              <w:top w:type="dxa" w:w="60"/>
+              <w:left w:type="dxa" w:w="90"/>
+              <w:bottom w:type="dxa" w:w="60"/>
+              <w:right w:type="dxa" w:w="90"/>
+            </w:tcMar>
+          </w:tcPr>
+          <w:p>
+            <w:r>
+              <w:rPr>
+                <w:b/>
+                <w:bCs/>
+                <w:color w:val="1a1d26"/>
+                <w:sz w:val="15"/>
+                <w:szCs w:val="15"/>
+                <w:rFonts w:ascii="Georgia" w:cs="Georgia" w:eastAsia="Georgia" w:hAnsi="Georgia"/>
+              </w:rPr>
+              <w:t xml:space="preserve">The hideous couch (CUT Sept 19 — the bear takes its slot)</w:t>
+            </w:r>
+          </w:p>
+        </w:tc>
+        <w:tc>
+          <w:tcPr>
+            <w:tcW w:type="pct" w:w="32%"/>
+            <w:tcMar>
+              <w:top w:type="dxa" w:w="60"/>
+              <w:left w:type="dxa" w:w="90"/>
+              <w:bottom w:type="dxa" w:w="60"/>
+              <w:right w:type="dxa" w:w="90"/>
+            </w:tcMar>
+          </w:tcPr>
+          <w:p>
+            <w:r>
+              <w:rPr>
+                <w:b w:val="false"/>
+                <w:bCs w:val="false"/>
+                <w:color w:val="1a1d26"/>
+                <w:sz w:val="15"/>
+                <w:szCs w:val="15"/>
+                <w:rFonts w:ascii="Georgia" w:cs="Georgia" w:eastAsia="Georgia" w:hAnsi="Georgia"/>
+              </w:rPr>
+              <w:t xml:space="preserve">Do not shoot. Cut from the entire show by David.</w:t>
+            </w:r>
+          </w:p>
+        </w:tc>
+        <w:tc>
+          <w:tcPr>
+            <w:tcW w:type="pct" w:w="9%"/>
+            <w:tcMar>
+              <w:top w:type="dxa" w:w="60"/>
+              <w:left w:type="dxa" w:w="90"/>
+              <w:bottom w:type="dxa" w:w="60"/>
+              <w:right w:type="dxa" w:w="90"/>
+            </w:tcMar>
+          </w:tcPr>
+          <w:p>
+            <w:r>
+              <w:rPr>
+                <w:b w:val="false"/>
+                <w:bCs w:val="false"/>
+                <w:color w:val="1a1d26"/>
+                <w:sz w:val="15"/>
+                <w:szCs w:val="15"/>
+                <w:rFonts w:ascii="Georgia" w:cs="Georgia" w:eastAsia="Georgia" w:hAnsi="Georgia"/>
+              </w:rPr>
+              <w:t xml:space="preserve">—</w:t>
+            </w:r>
+          </w:p>
+        </w:tc>
+        <w:tc>
+          <w:tcPr>
+            <w:tcW w:type="pct" w:w="9%"/>
+            <w:tcMar>
+              <w:top w:type="dxa" w:w="60"/>
+              <w:left w:type="dxa" w:w="90"/>
+              <w:bottom w:type="dxa" w:w="60"/>
+              <w:right w:type="dxa" w:w="90"/>
+            </w:tcMar>
+          </w:tcPr>
+          <w:p>
+            <w:r>
+              <w:rPr>
+                <w:b w:val="false"/>
+                <w:bCs w:val="false"/>
+                <w:color w:val="1a1d26"/>
+                <w:sz w:val="15"/>
+                <w:szCs w:val="15"/>
+                <w:rFonts w:ascii="Georgia" w:cs="Georgia" w:eastAsia="Georgia" w:hAnsi="Georgia"/>
+              </w:rPr>
+              <w:t xml:space="preserve">—</w:t>
+            </w:r>
+          </w:p>
+        </w:tc>
+        <w:tc>
+          <w:tcPr>
+            <w:tcW w:type="pct" w:w="10%"/>
+            <w:tcMar>
+              <w:top w:type="dxa" w:w="60"/>
+              <w:left w:type="dxa" w:w="90"/>
+              <w:bottom w:type="dxa" w:w="60"/>
+              <w:right w:type="dxa" w:w="90"/>
+            </w:tcMar>
+          </w:tcPr>
+          <w:p>
+            <w:r>
+              <w:rPr>
+                <w:b w:val="false"/>
+                <w:bCs w:val="false"/>
+                <w:color w:val="1a1d26"/>
+                <w:sz w:val="15"/>
+                <w:szCs w:val="15"/>
+                <w:rFonts w:ascii="Georgia" w:cs="Georgia" w:eastAsia="Georgia" w:hAnsi="Georgia"/>
+              </w:rPr>
+              <w:t xml:space="preserve">—</w:t>
+            </w:r>
+          </w:p>
+        </w:tc>
+        <w:tc>
+          <w:tcPr>
+            <w:tcW w:type="pct" w:w="8%"/>
+            <w:tcMar>
+              <w:top w:type="dxa" w:w="60"/>
+              <w:left w:type="dxa" w:w="90"/>
+              <w:bottom w:type="dxa" w:w="60"/>
+              <w:right w:type="dxa" w:w="90"/>
+            </w:tcMar>
+          </w:tcPr>
+          <w:p>
+            <w:r>
+              <w:rPr>
+                <w:b w:val="false"/>
+                <w:bCs w:val="false"/>
+                <w:color w:val="1a1d26"/>
+                <w:sz w:val="15"/>
+                <w:szCs w:val="15"/>
+                <w:rFonts w:ascii="Georgia" w:cs="Georgia" w:eastAsia="Georgia" w:hAnsi="Georgia"/>
+              </w:rPr>
+              <w:t xml:space="preserve">—</w:t>
             </w:r>
           </w:p>
         </w:tc>
